--- a/gamescripts_DesignGameplay.docx
+++ b/gamescripts_DesignGameplay.docx
@@ -5047,7 +5047,23 @@
           <w:b/>
           <w:bCs/>
         </w:rPr>
-        <w:t xml:space="preserve"> An </w:t>
+        <w:t xml:space="preserve"> </w:t>
+      </w:r>
+      <w:proofErr w:type="gramStart"/>
+      <w:r>
+        <w:rPr>
+          <w:b/>
+          <w:bCs/>
+        </w:rPr>
+        <w:t>An</w:t>
+      </w:r>
+      <w:proofErr w:type="gramEnd"/>
+      <w:r>
+        <w:rPr>
+          <w:b/>
+          <w:bCs/>
+        </w:rPr>
+        <w:t xml:space="preserve"> </w:t>
       </w:r>
       <w:proofErr w:type="spellStart"/>
       <w:r>
@@ -5997,6 +6013,7 @@
         <w:t xml:space="preserve"> </w:t>
       </w:r>
       <w:proofErr w:type="spellStart"/>
+      <w:proofErr w:type="gramStart"/>
       <w:r>
         <w:t>trong</w:t>
       </w:r>
@@ -6009,6 +6026,7 @@
         <w:t>ngày</w:t>
       </w:r>
       <w:proofErr w:type="spellEnd"/>
+      <w:proofErr w:type="gramEnd"/>
       <w:r>
         <w:t>.</w:t>
       </w:r>
@@ -6870,11 +6888,11 @@
       </w:r>
       <w:proofErr w:type="spellEnd"/>
       <w:r>
-        <w:t xml:space="preserve"> c</w:t>
-      </w:r>
-      <w:proofErr w:type="spellStart"/>
-      <w:r>
-        <w:t>hặn</w:t>
+        <w:t xml:space="preserve"> </w:t>
+      </w:r>
+      <w:proofErr w:type="spellStart"/>
+      <w:r>
+        <w:t>chặn</w:t>
       </w:r>
       <w:proofErr w:type="spellEnd"/>
       <w:r>
@@ -7311,11 +7329,11 @@
       </w:r>
       <w:proofErr w:type="spellEnd"/>
       <w:r>
-        <w:t xml:space="preserve"> s</w:t>
-      </w:r>
-      <w:proofErr w:type="spellStart"/>
-      <w:r>
-        <w:t>ẽ</w:t>
+        <w:t xml:space="preserve"> </w:t>
+      </w:r>
+      <w:proofErr w:type="spellStart"/>
+      <w:r>
+        <w:t>sẽ</w:t>
       </w:r>
       <w:proofErr w:type="spellEnd"/>
       <w:r>
@@ -7626,6 +7644,9 @@
     </w:p>
     <w:p>
       <w:r>
+        <w:rPr>
+          <w:noProof/>
+        </w:rPr>
         <w:drawing>
           <wp:inline distT="0" distB="0" distL="0" distR="0" wp14:anchorId="05CCEB90" wp14:editId="3472DA90">
             <wp:extent cx="5760720" cy="2137410"/>
@@ -9033,11 +9054,11 @@
       </w:r>
       <w:proofErr w:type="spellEnd"/>
       <w:r>
-        <w:t xml:space="preserve"> tí</w:t>
-      </w:r>
-      <w:proofErr w:type="spellStart"/>
-      <w:r>
-        <w:t>ch</w:t>
+        <w:t xml:space="preserve"> </w:t>
+      </w:r>
+      <w:proofErr w:type="spellStart"/>
+      <w:r>
+        <w:t>tích</w:t>
       </w:r>
       <w:proofErr w:type="spellEnd"/>
       <w:r>
@@ -9166,12 +9187,14 @@
         <w:t>lên</w:t>
       </w:r>
       <w:proofErr w:type="spellEnd"/>
+      <w:proofErr w:type="gramStart"/>
       <w:r>
         <w:t xml:space="preserve">. </w:t>
       </w:r>
       <w:r>
         <w:t>.</w:t>
       </w:r>
+      <w:proofErr w:type="gramEnd"/>
     </w:p>
     <w:p>
       <w:pPr>
@@ -10856,25 +10879,7 @@
           <w:bCs/>
           <w:color w:val="C45911" w:themeColor="accent2" w:themeShade="BF"/>
         </w:rPr>
-        <w:t xml:space="preserve"> </w:t>
-      </w:r>
-      <w:proofErr w:type="spellStart"/>
-      <w:r>
-        <w:rPr>
-          <w:b/>
-          <w:bCs/>
-          <w:color w:val="C45911" w:themeColor="accent2" w:themeShade="BF"/>
-        </w:rPr>
-        <w:t>Đá</w:t>
-      </w:r>
-      <w:proofErr w:type="spellEnd"/>
-      <w:r>
-        <w:rPr>
-          <w:b/>
-          <w:bCs/>
-          <w:color w:val="C45911" w:themeColor="accent2" w:themeShade="BF"/>
-        </w:rPr>
-        <w:t xml:space="preserve"> Cao </w:t>
+        <w:t xml:space="preserve"> Đá Cao </w:t>
       </w:r>
     </w:p>
     <w:p>
@@ -13961,5676 +13966,6 @@
         </w:drawing>
       </w:r>
     </w:p>
-    <w:p>
-      <w:pPr>
-        <w:rPr>
-          <w:b/>
-          <w:bCs/>
-        </w:rPr>
-      </w:pPr>
-      <w:r>
-        <w:rPr>
-          <w:b/>
-          <w:bCs/>
-          <w:color w:val="538135" w:themeColor="accent6" w:themeShade="BF"/>
-          <w:sz w:val="28"/>
-          <w:szCs w:val="24"/>
-        </w:rPr>
-        <w:t xml:space="preserve">IV – </w:t>
-      </w:r>
-      <w:proofErr w:type="spellStart"/>
-      <w:r>
-        <w:rPr>
-          <w:b/>
-          <w:bCs/>
-          <w:color w:val="538135" w:themeColor="accent6" w:themeShade="BF"/>
-          <w:sz w:val="28"/>
-          <w:szCs w:val="24"/>
-        </w:rPr>
-        <w:t>Cơ</w:t>
-      </w:r>
-      <w:proofErr w:type="spellEnd"/>
-      <w:r>
-        <w:rPr>
-          <w:b/>
-          <w:bCs/>
-          <w:color w:val="538135" w:themeColor="accent6" w:themeShade="BF"/>
-          <w:sz w:val="28"/>
-          <w:szCs w:val="24"/>
-        </w:rPr>
-        <w:t xml:space="preserve"> </w:t>
-      </w:r>
-      <w:proofErr w:type="spellStart"/>
-      <w:r>
-        <w:rPr>
-          <w:b/>
-          <w:bCs/>
-          <w:color w:val="538135" w:themeColor="accent6" w:themeShade="BF"/>
-          <w:sz w:val="28"/>
-          <w:szCs w:val="24"/>
-        </w:rPr>
-        <w:t>sở</w:t>
-      </w:r>
-      <w:proofErr w:type="spellEnd"/>
-      <w:r>
-        <w:rPr>
-          <w:b/>
-          <w:bCs/>
-          <w:color w:val="538135" w:themeColor="accent6" w:themeShade="BF"/>
-          <w:sz w:val="28"/>
-          <w:szCs w:val="24"/>
-        </w:rPr>
-        <w:t xml:space="preserve"> y khoa </w:t>
-      </w:r>
-      <w:proofErr w:type="spellStart"/>
-      <w:r>
-        <w:rPr>
-          <w:b/>
-          <w:bCs/>
-          <w:color w:val="538135" w:themeColor="accent6" w:themeShade="BF"/>
-          <w:sz w:val="28"/>
-          <w:szCs w:val="24"/>
-        </w:rPr>
-        <w:t>cho</w:t>
-      </w:r>
-      <w:proofErr w:type="spellEnd"/>
-      <w:r>
-        <w:rPr>
-          <w:b/>
-          <w:bCs/>
-          <w:color w:val="538135" w:themeColor="accent6" w:themeShade="BF"/>
-          <w:sz w:val="28"/>
-          <w:szCs w:val="24"/>
-        </w:rPr>
-        <w:t xml:space="preserve"> 5 </w:t>
-      </w:r>
-      <w:proofErr w:type="spellStart"/>
-      <w:r>
-        <w:rPr>
-          <w:b/>
-          <w:bCs/>
-          <w:color w:val="538135" w:themeColor="accent6" w:themeShade="BF"/>
-          <w:sz w:val="28"/>
-          <w:szCs w:val="24"/>
-        </w:rPr>
-        <w:t>động</w:t>
-      </w:r>
-      <w:proofErr w:type="spellEnd"/>
-      <w:r>
-        <w:rPr>
-          <w:b/>
-          <w:bCs/>
-          <w:color w:val="538135" w:themeColor="accent6" w:themeShade="BF"/>
-          <w:sz w:val="28"/>
-          <w:szCs w:val="24"/>
-        </w:rPr>
-        <w:t xml:space="preserve"> </w:t>
-      </w:r>
-      <w:proofErr w:type="spellStart"/>
-      <w:r>
-        <w:rPr>
-          <w:b/>
-          <w:bCs/>
-          <w:color w:val="538135" w:themeColor="accent6" w:themeShade="BF"/>
-          <w:sz w:val="28"/>
-          <w:szCs w:val="24"/>
-        </w:rPr>
-        <w:t>tác</w:t>
-      </w:r>
-      <w:proofErr w:type="spellEnd"/>
-      <w:r>
-        <w:rPr>
-          <w:b/>
-          <w:bCs/>
-        </w:rPr>
-        <w:t xml:space="preserve"> </w:t>
-      </w:r>
-      <w:r>
-        <w:rPr>
-          <w:i/>
-          <w:iCs/>
-          <w:color w:val="EE0000"/>
-        </w:rPr>
-        <w:t>(</w:t>
-      </w:r>
-      <w:proofErr w:type="spellStart"/>
-      <w:r>
-        <w:rPr>
-          <w:i/>
-          <w:iCs/>
-          <w:color w:val="EE0000"/>
-        </w:rPr>
-        <w:t>Sẽ</w:t>
-      </w:r>
-      <w:proofErr w:type="spellEnd"/>
-      <w:r>
-        <w:rPr>
-          <w:i/>
-          <w:iCs/>
-          <w:color w:val="EE0000"/>
-        </w:rPr>
-        <w:t xml:space="preserve"> </w:t>
-      </w:r>
-      <w:proofErr w:type="spellStart"/>
-      <w:r>
-        <w:rPr>
-          <w:i/>
-          <w:iCs/>
-          <w:color w:val="EE0000"/>
-        </w:rPr>
-        <w:t>bổ</w:t>
-      </w:r>
-      <w:proofErr w:type="spellEnd"/>
-      <w:r>
-        <w:rPr>
-          <w:i/>
-          <w:iCs/>
-          <w:color w:val="EE0000"/>
-        </w:rPr>
-        <w:t xml:space="preserve"> sung </w:t>
-      </w:r>
-      <w:proofErr w:type="spellStart"/>
-      <w:r>
-        <w:rPr>
-          <w:i/>
-          <w:iCs/>
-          <w:color w:val="EE0000"/>
-        </w:rPr>
-        <w:t>thêm</w:t>
-      </w:r>
-      <w:proofErr w:type="spellEnd"/>
-      <w:r>
-        <w:rPr>
-          <w:i/>
-          <w:iCs/>
-          <w:color w:val="EE0000"/>
-        </w:rPr>
-        <w:t>)</w:t>
-      </w:r>
-    </w:p>
-    <w:p>
-      <w:pPr>
-        <w:rPr>
-          <w:b/>
-          <w:bCs/>
-        </w:rPr>
-      </w:pPr>
-      <w:r>
-        <w:rPr>
-          <w:b/>
-          <w:bCs/>
-        </w:rPr>
-        <w:t xml:space="preserve">1. </w:t>
-      </w:r>
-      <w:proofErr w:type="spellStart"/>
-      <w:r>
-        <w:rPr>
-          <w:b/>
-          <w:bCs/>
-        </w:rPr>
-        <w:t>Bài</w:t>
-      </w:r>
-      <w:proofErr w:type="spellEnd"/>
-      <w:r>
-        <w:rPr>
-          <w:b/>
-          <w:bCs/>
-        </w:rPr>
-        <w:t xml:space="preserve"> </w:t>
-      </w:r>
-      <w:proofErr w:type="spellStart"/>
-      <w:r>
-        <w:rPr>
-          <w:b/>
-          <w:bCs/>
-        </w:rPr>
-        <w:t>tập</w:t>
-      </w:r>
-      <w:proofErr w:type="spellEnd"/>
-      <w:r>
-        <w:rPr>
-          <w:b/>
-          <w:bCs/>
-        </w:rPr>
-        <w:t xml:space="preserve"> </w:t>
-      </w:r>
-      <w:proofErr w:type="spellStart"/>
-      <w:r>
-        <w:rPr>
-          <w:b/>
-          <w:bCs/>
-        </w:rPr>
-        <w:t>ép</w:t>
-      </w:r>
-      <w:proofErr w:type="spellEnd"/>
-      <w:r>
-        <w:rPr>
-          <w:b/>
-          <w:bCs/>
-        </w:rPr>
-        <w:t xml:space="preserve"> 2 </w:t>
-      </w:r>
-      <w:proofErr w:type="spellStart"/>
-      <w:r>
-        <w:rPr>
-          <w:b/>
-          <w:bCs/>
-        </w:rPr>
-        <w:t>vai</w:t>
-      </w:r>
-      <w:proofErr w:type="spellEnd"/>
-      <w:r>
-        <w:rPr>
-          <w:b/>
-          <w:bCs/>
-        </w:rPr>
-        <w:t xml:space="preserve"> ra </w:t>
-      </w:r>
-      <w:proofErr w:type="spellStart"/>
-      <w:r>
-        <w:rPr>
-          <w:b/>
-          <w:bCs/>
-        </w:rPr>
-        <w:t>sau</w:t>
-      </w:r>
-      <w:proofErr w:type="spellEnd"/>
-      <w:r>
-        <w:rPr>
-          <w:b/>
-          <w:bCs/>
-        </w:rPr>
-        <w:t xml:space="preserve"> (</w:t>
-      </w:r>
-      <w:r>
-        <w:rPr>
-          <w:b/>
-          <w:bCs/>
-          <w:i/>
-          <w:iCs/>
-        </w:rPr>
-        <w:t>Scapular Retraction</w:t>
-      </w:r>
-      <w:r>
-        <w:rPr>
-          <w:b/>
-          <w:bCs/>
-        </w:rPr>
-        <w:t>)</w:t>
-      </w:r>
-    </w:p>
-    <w:p>
-      <w:pPr>
-        <w:numPr>
-          <w:ilvl w:val="0"/>
-          <w:numId w:val="8"/>
-        </w:numPr>
-      </w:pPr>
-      <w:proofErr w:type="spellStart"/>
-      <w:r>
-        <w:rPr>
-          <w:b/>
-          <w:bCs/>
-        </w:rPr>
-        <w:t>Cơ</w:t>
-      </w:r>
-      <w:proofErr w:type="spellEnd"/>
-      <w:r>
-        <w:rPr>
-          <w:b/>
-          <w:bCs/>
-        </w:rPr>
-        <w:t xml:space="preserve"> </w:t>
-      </w:r>
-      <w:proofErr w:type="spellStart"/>
-      <w:r>
-        <w:rPr>
-          <w:b/>
-          <w:bCs/>
-        </w:rPr>
-        <w:t>chế</w:t>
-      </w:r>
-      <w:proofErr w:type="spellEnd"/>
-      <w:r>
-        <w:rPr>
-          <w:b/>
-          <w:bCs/>
-        </w:rPr>
-        <w:t xml:space="preserve"> &amp; </w:t>
-      </w:r>
-      <w:proofErr w:type="spellStart"/>
-      <w:r>
-        <w:rPr>
-          <w:b/>
-          <w:bCs/>
-        </w:rPr>
-        <w:t>Nhóm</w:t>
-      </w:r>
-      <w:proofErr w:type="spellEnd"/>
-      <w:r>
-        <w:rPr>
-          <w:b/>
-          <w:bCs/>
-        </w:rPr>
-        <w:t xml:space="preserve"> </w:t>
-      </w:r>
-      <w:proofErr w:type="spellStart"/>
-      <w:r>
-        <w:rPr>
-          <w:b/>
-          <w:bCs/>
-        </w:rPr>
-        <w:t>cơ</w:t>
-      </w:r>
-      <w:proofErr w:type="spellEnd"/>
-      <w:r>
-        <w:rPr>
-          <w:b/>
-          <w:bCs/>
-        </w:rPr>
-        <w:t xml:space="preserve"> </w:t>
-      </w:r>
-      <w:proofErr w:type="spellStart"/>
-      <w:r>
-        <w:rPr>
-          <w:b/>
-          <w:bCs/>
-        </w:rPr>
-        <w:t>tác</w:t>
-      </w:r>
-      <w:proofErr w:type="spellEnd"/>
-      <w:r>
-        <w:rPr>
-          <w:b/>
-          <w:bCs/>
-        </w:rPr>
-        <w:t xml:space="preserve"> </w:t>
-      </w:r>
-      <w:proofErr w:type="spellStart"/>
-      <w:r>
-        <w:rPr>
-          <w:b/>
-          <w:bCs/>
-        </w:rPr>
-        <w:t>động</w:t>
-      </w:r>
-      <w:proofErr w:type="spellEnd"/>
-      <w:r>
-        <w:rPr>
-          <w:b/>
-          <w:bCs/>
-        </w:rPr>
-        <w:t>:</w:t>
-      </w:r>
-      <w:r>
-        <w:t xml:space="preserve"> </w:t>
-      </w:r>
-      <w:proofErr w:type="spellStart"/>
-      <w:r>
-        <w:t>Tác</w:t>
-      </w:r>
-      <w:proofErr w:type="spellEnd"/>
-      <w:r>
-        <w:t xml:space="preserve"> </w:t>
-      </w:r>
-      <w:proofErr w:type="spellStart"/>
-      <w:r>
-        <w:t>động</w:t>
-      </w:r>
-      <w:proofErr w:type="spellEnd"/>
-      <w:r>
-        <w:t xml:space="preserve"> </w:t>
-      </w:r>
-      <w:proofErr w:type="spellStart"/>
-      <w:r>
-        <w:t>chính</w:t>
-      </w:r>
-      <w:proofErr w:type="spellEnd"/>
-      <w:r>
-        <w:t xml:space="preserve"> </w:t>
-      </w:r>
-      <w:proofErr w:type="spellStart"/>
-      <w:r>
-        <w:t>vào</w:t>
-      </w:r>
-      <w:proofErr w:type="spellEnd"/>
-      <w:r>
-        <w:t xml:space="preserve"> </w:t>
-      </w:r>
-      <w:proofErr w:type="spellStart"/>
-      <w:r>
-        <w:t>cơ</w:t>
-      </w:r>
-      <w:proofErr w:type="spellEnd"/>
-      <w:r>
-        <w:t xml:space="preserve"> </w:t>
-      </w:r>
-      <w:proofErr w:type="spellStart"/>
-      <w:r>
-        <w:t>trám</w:t>
-      </w:r>
-      <w:proofErr w:type="spellEnd"/>
-      <w:r>
-        <w:t xml:space="preserve">, </w:t>
-      </w:r>
-      <w:proofErr w:type="spellStart"/>
-      <w:r>
-        <w:t>cơ</w:t>
-      </w:r>
-      <w:proofErr w:type="spellEnd"/>
-      <w:r>
-        <w:t xml:space="preserve"> </w:t>
-      </w:r>
-      <w:proofErr w:type="spellStart"/>
-      <w:r>
-        <w:t>giữa</w:t>
-      </w:r>
-      <w:proofErr w:type="spellEnd"/>
-      <w:r>
-        <w:t xml:space="preserve"> </w:t>
-      </w:r>
-      <w:proofErr w:type="spellStart"/>
-      <w:r>
-        <w:t>và</w:t>
-      </w:r>
-      <w:proofErr w:type="spellEnd"/>
-      <w:r>
-        <w:t xml:space="preserve"> </w:t>
-      </w:r>
-      <w:proofErr w:type="spellStart"/>
-      <w:r>
-        <w:t>cơ</w:t>
-      </w:r>
-      <w:proofErr w:type="spellEnd"/>
-      <w:r>
-        <w:t xml:space="preserve"> </w:t>
-      </w:r>
-      <w:proofErr w:type="spellStart"/>
-      <w:r>
-        <w:t>dưới</w:t>
-      </w:r>
-      <w:proofErr w:type="spellEnd"/>
-      <w:r>
-        <w:t xml:space="preserve"> thang</w:t>
-      </w:r>
-      <w:r>
-        <w:t xml:space="preserve">, </w:t>
-      </w:r>
-      <w:proofErr w:type="spellStart"/>
-      <w:r>
-        <w:t>cùng</w:t>
-      </w:r>
-      <w:proofErr w:type="spellEnd"/>
-      <w:r>
-        <w:t xml:space="preserve"> </w:t>
-      </w:r>
-      <w:proofErr w:type="spellStart"/>
-      <w:r>
-        <w:t>hệ</w:t>
-      </w:r>
-      <w:proofErr w:type="spellEnd"/>
-      <w:r>
-        <w:t xml:space="preserve"> </w:t>
-      </w:r>
-      <w:proofErr w:type="spellStart"/>
-      <w:r>
-        <w:t>cơ</w:t>
-      </w:r>
-      <w:proofErr w:type="spellEnd"/>
-      <w:r>
-        <w:t xml:space="preserve"> </w:t>
-      </w:r>
-      <w:proofErr w:type="spellStart"/>
-      <w:r>
-        <w:t>lưng</w:t>
-      </w:r>
-      <w:proofErr w:type="spellEnd"/>
-      <w:r>
-        <w:t xml:space="preserve"> </w:t>
-      </w:r>
-      <w:proofErr w:type="spellStart"/>
-      <w:r>
-        <w:t>trên</w:t>
-      </w:r>
-      <w:proofErr w:type="spellEnd"/>
-      <w:r>
-        <w:t>.</w:t>
-      </w:r>
-    </w:p>
-    <w:p>
-      <w:pPr>
-        <w:numPr>
-          <w:ilvl w:val="0"/>
-          <w:numId w:val="8"/>
-        </w:numPr>
-      </w:pPr>
-      <w:proofErr w:type="spellStart"/>
-      <w:r>
-        <w:rPr>
-          <w:b/>
-          <w:bCs/>
-        </w:rPr>
-        <w:t>Hiệu</w:t>
-      </w:r>
-      <w:proofErr w:type="spellEnd"/>
-      <w:r>
-        <w:rPr>
-          <w:b/>
-          <w:bCs/>
-        </w:rPr>
-        <w:t xml:space="preserve"> </w:t>
-      </w:r>
-      <w:proofErr w:type="spellStart"/>
-      <w:r>
-        <w:rPr>
-          <w:b/>
-          <w:bCs/>
-        </w:rPr>
-        <w:t>quả</w:t>
-      </w:r>
-      <w:proofErr w:type="spellEnd"/>
-      <w:r>
-        <w:rPr>
-          <w:b/>
-          <w:bCs/>
-        </w:rPr>
-        <w:t xml:space="preserve"> y khoa </w:t>
-      </w:r>
-      <w:proofErr w:type="spellStart"/>
-      <w:r>
-        <w:rPr>
-          <w:b/>
-          <w:bCs/>
-        </w:rPr>
-        <w:t>cho</w:t>
-      </w:r>
-      <w:proofErr w:type="spellEnd"/>
-      <w:r>
-        <w:rPr>
-          <w:b/>
-          <w:bCs/>
-        </w:rPr>
-        <w:t xml:space="preserve"> </w:t>
-      </w:r>
-      <w:proofErr w:type="spellStart"/>
-      <w:r>
-        <w:rPr>
-          <w:b/>
-          <w:bCs/>
-        </w:rPr>
-        <w:t>người</w:t>
-      </w:r>
-      <w:proofErr w:type="spellEnd"/>
-      <w:r>
-        <w:rPr>
-          <w:b/>
-          <w:bCs/>
-        </w:rPr>
-        <w:t xml:space="preserve"> </w:t>
-      </w:r>
-      <w:proofErr w:type="spellStart"/>
-      <w:r>
-        <w:rPr>
-          <w:b/>
-          <w:bCs/>
-        </w:rPr>
-        <w:t>già</w:t>
-      </w:r>
-      <w:proofErr w:type="spellEnd"/>
-      <w:r>
-        <w:rPr>
-          <w:b/>
-          <w:bCs/>
-        </w:rPr>
-        <w:t xml:space="preserve"> </w:t>
-      </w:r>
-      <w:proofErr w:type="spellStart"/>
-      <w:r>
-        <w:rPr>
-          <w:b/>
-          <w:bCs/>
-        </w:rPr>
-        <w:t>thoái</w:t>
-      </w:r>
-      <w:proofErr w:type="spellEnd"/>
-      <w:r>
-        <w:rPr>
-          <w:b/>
-          <w:bCs/>
-        </w:rPr>
-        <w:t xml:space="preserve"> </w:t>
-      </w:r>
-      <w:proofErr w:type="spellStart"/>
-      <w:r>
-        <w:rPr>
-          <w:b/>
-          <w:bCs/>
-        </w:rPr>
-        <w:t>hóa</w:t>
-      </w:r>
-      <w:proofErr w:type="spellEnd"/>
-      <w:r>
-        <w:rPr>
-          <w:b/>
-          <w:bCs/>
-        </w:rPr>
-        <w:t xml:space="preserve"> </w:t>
-      </w:r>
-      <w:proofErr w:type="spellStart"/>
-      <w:r>
-        <w:rPr>
-          <w:b/>
-          <w:bCs/>
-        </w:rPr>
-        <w:t>khớp</w:t>
-      </w:r>
-      <w:proofErr w:type="spellEnd"/>
-      <w:r>
-        <w:rPr>
-          <w:b/>
-          <w:bCs/>
-        </w:rPr>
-        <w:t xml:space="preserve"> </w:t>
-      </w:r>
-      <w:proofErr w:type="spellStart"/>
-      <w:r>
-        <w:rPr>
-          <w:b/>
-          <w:bCs/>
-        </w:rPr>
-        <w:t>vai</w:t>
-      </w:r>
-      <w:proofErr w:type="spellEnd"/>
-      <w:r>
-        <w:rPr>
-          <w:b/>
-          <w:bCs/>
-        </w:rPr>
-        <w:t>:</w:t>
-      </w:r>
-    </w:p>
-    <w:p>
-      <w:pPr>
-        <w:numPr>
-          <w:ilvl w:val="1"/>
-          <w:numId w:val="8"/>
-        </w:numPr>
-      </w:pPr>
-      <w:proofErr w:type="spellStart"/>
-      <w:r>
-        <w:t>Người</w:t>
-      </w:r>
-      <w:proofErr w:type="spellEnd"/>
-      <w:r>
-        <w:t xml:space="preserve"> </w:t>
-      </w:r>
-      <w:proofErr w:type="spellStart"/>
-      <w:r>
-        <w:t>cao</w:t>
-      </w:r>
-      <w:proofErr w:type="spellEnd"/>
-      <w:r>
-        <w:t xml:space="preserve"> </w:t>
-      </w:r>
-      <w:proofErr w:type="spellStart"/>
-      <w:r>
-        <w:t>tuổi</w:t>
-      </w:r>
-      <w:proofErr w:type="spellEnd"/>
-      <w:r>
-        <w:t xml:space="preserve"> </w:t>
-      </w:r>
-      <w:proofErr w:type="spellStart"/>
-      <w:r>
-        <w:t>thoái</w:t>
-      </w:r>
-      <w:proofErr w:type="spellEnd"/>
-      <w:r>
-        <w:t xml:space="preserve"> </w:t>
-      </w:r>
-      <w:proofErr w:type="spellStart"/>
-      <w:r>
-        <w:t>hóa</w:t>
-      </w:r>
-      <w:proofErr w:type="spellEnd"/>
-      <w:r>
-        <w:t xml:space="preserve"> </w:t>
-      </w:r>
-      <w:proofErr w:type="spellStart"/>
-      <w:r>
-        <w:t>khớp</w:t>
-      </w:r>
-      <w:proofErr w:type="spellEnd"/>
-      <w:r>
-        <w:t xml:space="preserve"> </w:t>
-      </w:r>
-      <w:proofErr w:type="spellStart"/>
-      <w:r>
-        <w:t>vai</w:t>
-      </w:r>
-      <w:proofErr w:type="spellEnd"/>
-      <w:r>
-        <w:t xml:space="preserve"> </w:t>
-      </w:r>
-      <w:proofErr w:type="spellStart"/>
-      <w:r>
-        <w:t>thường</w:t>
-      </w:r>
-      <w:proofErr w:type="spellEnd"/>
-      <w:r>
-        <w:t xml:space="preserve"> </w:t>
-      </w:r>
-      <w:proofErr w:type="spellStart"/>
-      <w:r>
-        <w:t>gặp</w:t>
-      </w:r>
-      <w:proofErr w:type="spellEnd"/>
-      <w:r>
-        <w:t xml:space="preserve"> </w:t>
-      </w:r>
-      <w:proofErr w:type="spellStart"/>
-      <w:r>
-        <w:t>tình</w:t>
-      </w:r>
-      <w:proofErr w:type="spellEnd"/>
-      <w:r>
-        <w:t xml:space="preserve"> </w:t>
-      </w:r>
-      <w:proofErr w:type="spellStart"/>
-      <w:r>
-        <w:t>trạng</w:t>
-      </w:r>
-      <w:proofErr w:type="spellEnd"/>
-      <w:r>
-        <w:t xml:space="preserve"> </w:t>
-      </w:r>
-      <w:proofErr w:type="spellStart"/>
-      <w:r>
-        <w:t>gù</w:t>
-      </w:r>
-      <w:proofErr w:type="spellEnd"/>
-      <w:r>
-        <w:t xml:space="preserve"> </w:t>
-      </w:r>
-      <w:proofErr w:type="spellStart"/>
-      <w:r>
-        <w:t>lưng</w:t>
-      </w:r>
-      <w:proofErr w:type="spellEnd"/>
-      <w:r>
-        <w:t xml:space="preserve"> </w:t>
-      </w:r>
-      <w:proofErr w:type="spellStart"/>
-      <w:r>
-        <w:t>và</w:t>
-      </w:r>
-      <w:proofErr w:type="spellEnd"/>
-      <w:r>
-        <w:t xml:space="preserve"> </w:t>
-      </w:r>
-      <w:proofErr w:type="spellStart"/>
-      <w:r>
-        <w:t>nhô</w:t>
-      </w:r>
-      <w:proofErr w:type="spellEnd"/>
-      <w:r>
-        <w:t xml:space="preserve"> </w:t>
-      </w:r>
-      <w:proofErr w:type="spellStart"/>
-      <w:r>
-        <w:t>vai</w:t>
-      </w:r>
-      <w:proofErr w:type="spellEnd"/>
-      <w:r>
-        <w:t xml:space="preserve"> ra </w:t>
-      </w:r>
-      <w:proofErr w:type="spellStart"/>
-      <w:r>
-        <w:t>trước</w:t>
-      </w:r>
-      <w:proofErr w:type="spellEnd"/>
-      <w:r>
-        <w:t xml:space="preserve">, </w:t>
-      </w:r>
-      <w:proofErr w:type="spellStart"/>
-      <w:r>
-        <w:t>làm</w:t>
-      </w:r>
-      <w:proofErr w:type="spellEnd"/>
-      <w:r>
-        <w:t xml:space="preserve"> </w:t>
-      </w:r>
-      <w:proofErr w:type="spellStart"/>
-      <w:r>
-        <w:t>hẹp</w:t>
-      </w:r>
-      <w:proofErr w:type="spellEnd"/>
-      <w:r>
-        <w:t xml:space="preserve"> </w:t>
-      </w:r>
-      <w:proofErr w:type="spellStart"/>
-      <w:r>
-        <w:t>khoảng</w:t>
-      </w:r>
-      <w:proofErr w:type="spellEnd"/>
-      <w:r>
-        <w:t xml:space="preserve"> </w:t>
-      </w:r>
-      <w:proofErr w:type="spellStart"/>
-      <w:r>
-        <w:t>không</w:t>
-      </w:r>
-      <w:proofErr w:type="spellEnd"/>
-      <w:r>
-        <w:t xml:space="preserve"> </w:t>
-      </w:r>
-      <w:proofErr w:type="spellStart"/>
-      <w:r>
-        <w:t>dưới</w:t>
-      </w:r>
-      <w:proofErr w:type="spellEnd"/>
-      <w:r>
-        <w:t xml:space="preserve"> </w:t>
-      </w:r>
-      <w:proofErr w:type="spellStart"/>
-      <w:r>
-        <w:t>mỏm</w:t>
-      </w:r>
-      <w:proofErr w:type="spellEnd"/>
-      <w:r>
-        <w:t xml:space="preserve"> </w:t>
-      </w:r>
-      <w:proofErr w:type="spellStart"/>
-      <w:r>
-        <w:t>cùng</w:t>
-      </w:r>
-      <w:proofErr w:type="spellEnd"/>
-      <w:r>
-        <w:t xml:space="preserve"> </w:t>
-      </w:r>
-      <w:proofErr w:type="spellStart"/>
-      <w:r>
-        <w:t>vai</w:t>
-      </w:r>
-      <w:proofErr w:type="spellEnd"/>
-      <w:r>
-        <w:t>.</w:t>
-      </w:r>
-    </w:p>
-    <w:p>
-      <w:pPr>
-        <w:numPr>
-          <w:ilvl w:val="1"/>
-          <w:numId w:val="8"/>
-        </w:numPr>
-      </w:pPr>
-      <w:proofErr w:type="spellStart"/>
-      <w:r>
-        <w:t>Động</w:t>
-      </w:r>
-      <w:proofErr w:type="spellEnd"/>
-      <w:r>
-        <w:t xml:space="preserve"> </w:t>
-      </w:r>
-      <w:proofErr w:type="spellStart"/>
-      <w:r>
-        <w:t>tác</w:t>
-      </w:r>
-      <w:proofErr w:type="spellEnd"/>
-      <w:r>
-        <w:t xml:space="preserve"> </w:t>
-      </w:r>
-      <w:proofErr w:type="spellStart"/>
-      <w:r>
-        <w:t>gập</w:t>
-      </w:r>
-      <w:proofErr w:type="spellEnd"/>
-      <w:r>
-        <w:t xml:space="preserve"> </w:t>
-      </w:r>
-      <w:proofErr w:type="spellStart"/>
-      <w:r>
-        <w:t>khuỷu</w:t>
-      </w:r>
-      <w:proofErr w:type="spellEnd"/>
-      <w:r>
-        <w:t xml:space="preserve"> 90° </w:t>
-      </w:r>
-      <w:proofErr w:type="spellStart"/>
-      <w:r>
-        <w:t>và</w:t>
-      </w:r>
-      <w:proofErr w:type="spellEnd"/>
-      <w:r>
-        <w:t xml:space="preserve"> </w:t>
-      </w:r>
-      <w:proofErr w:type="spellStart"/>
-      <w:r>
-        <w:t>ép</w:t>
-      </w:r>
-      <w:proofErr w:type="spellEnd"/>
-      <w:r>
-        <w:t xml:space="preserve"> </w:t>
-      </w:r>
-      <w:proofErr w:type="spellStart"/>
-      <w:r>
-        <w:t>mạnh</w:t>
-      </w:r>
-      <w:proofErr w:type="spellEnd"/>
-      <w:r>
-        <w:t xml:space="preserve"> 2 </w:t>
-      </w:r>
-      <w:proofErr w:type="spellStart"/>
-      <w:r>
-        <w:t>bả</w:t>
-      </w:r>
-      <w:proofErr w:type="spellEnd"/>
-      <w:r>
-        <w:t xml:space="preserve"> </w:t>
-      </w:r>
-      <w:proofErr w:type="spellStart"/>
-      <w:r>
-        <w:t>vai</w:t>
-      </w:r>
-      <w:proofErr w:type="spellEnd"/>
-      <w:r>
-        <w:t xml:space="preserve"> ra </w:t>
-      </w:r>
-      <w:proofErr w:type="spellStart"/>
-      <w:r>
-        <w:t>sau</w:t>
-      </w:r>
-      <w:proofErr w:type="spellEnd"/>
-      <w:r>
-        <w:t xml:space="preserve"> </w:t>
-      </w:r>
-      <w:proofErr w:type="spellStart"/>
-      <w:r>
-        <w:t>giúp</w:t>
-      </w:r>
-      <w:proofErr w:type="spellEnd"/>
-      <w:r>
-        <w:t xml:space="preserve"> </w:t>
-      </w:r>
-      <w:proofErr w:type="spellStart"/>
-      <w:r>
-        <w:rPr>
-          <w:b/>
-          <w:bCs/>
-        </w:rPr>
-        <w:t>kéo</w:t>
-      </w:r>
-      <w:proofErr w:type="spellEnd"/>
-      <w:r>
-        <w:rPr>
-          <w:b/>
-          <w:bCs/>
-        </w:rPr>
-        <w:t xml:space="preserve"> </w:t>
-      </w:r>
-      <w:proofErr w:type="spellStart"/>
-      <w:r>
-        <w:rPr>
-          <w:b/>
-          <w:bCs/>
-        </w:rPr>
-        <w:t>xương</w:t>
-      </w:r>
-      <w:proofErr w:type="spellEnd"/>
-      <w:r>
-        <w:rPr>
-          <w:b/>
-          <w:bCs/>
-        </w:rPr>
-        <w:t xml:space="preserve"> </w:t>
-      </w:r>
-      <w:proofErr w:type="spellStart"/>
-      <w:r>
-        <w:rPr>
-          <w:b/>
-          <w:bCs/>
-        </w:rPr>
-        <w:t>bả</w:t>
-      </w:r>
-      <w:proofErr w:type="spellEnd"/>
-      <w:r>
-        <w:rPr>
-          <w:b/>
-          <w:bCs/>
-        </w:rPr>
-        <w:t xml:space="preserve"> </w:t>
-      </w:r>
-      <w:proofErr w:type="spellStart"/>
-      <w:r>
-        <w:rPr>
-          <w:b/>
-          <w:bCs/>
-        </w:rPr>
-        <w:t>vai</w:t>
-      </w:r>
-      <w:proofErr w:type="spellEnd"/>
-      <w:r>
-        <w:rPr>
-          <w:b/>
-          <w:bCs/>
-        </w:rPr>
-        <w:t xml:space="preserve"> </w:t>
-      </w:r>
-      <w:proofErr w:type="spellStart"/>
-      <w:r>
-        <w:rPr>
-          <w:b/>
-          <w:bCs/>
-        </w:rPr>
-        <w:t>về</w:t>
-      </w:r>
-      <w:proofErr w:type="spellEnd"/>
-      <w:r>
-        <w:rPr>
-          <w:b/>
-          <w:bCs/>
-        </w:rPr>
-        <w:t xml:space="preserve"> </w:t>
-      </w:r>
-      <w:proofErr w:type="spellStart"/>
-      <w:r>
-        <w:rPr>
-          <w:b/>
-          <w:bCs/>
-        </w:rPr>
-        <w:t>vị</w:t>
-      </w:r>
-      <w:proofErr w:type="spellEnd"/>
-      <w:r>
-        <w:rPr>
-          <w:b/>
-          <w:bCs/>
-        </w:rPr>
-        <w:t xml:space="preserve"> </w:t>
-      </w:r>
-      <w:proofErr w:type="spellStart"/>
-      <w:r>
-        <w:rPr>
-          <w:b/>
-          <w:bCs/>
-        </w:rPr>
-        <w:t>trí</w:t>
-      </w:r>
-      <w:proofErr w:type="spellEnd"/>
-      <w:r>
-        <w:rPr>
-          <w:b/>
-          <w:bCs/>
-        </w:rPr>
-        <w:t xml:space="preserve"> </w:t>
-      </w:r>
-      <w:proofErr w:type="spellStart"/>
-      <w:r>
-        <w:rPr>
-          <w:b/>
-          <w:bCs/>
-        </w:rPr>
-        <w:t>giải</w:t>
-      </w:r>
-      <w:proofErr w:type="spellEnd"/>
-      <w:r>
-        <w:rPr>
-          <w:b/>
-          <w:bCs/>
-        </w:rPr>
-        <w:t xml:space="preserve"> </w:t>
-      </w:r>
-      <w:proofErr w:type="spellStart"/>
-      <w:r>
-        <w:rPr>
-          <w:b/>
-          <w:bCs/>
-        </w:rPr>
-        <w:t>phẫu</w:t>
-      </w:r>
-      <w:proofErr w:type="spellEnd"/>
-      <w:r>
-        <w:rPr>
-          <w:b/>
-          <w:bCs/>
-        </w:rPr>
-        <w:t xml:space="preserve"> </w:t>
-      </w:r>
-      <w:proofErr w:type="spellStart"/>
-      <w:r>
-        <w:rPr>
-          <w:b/>
-          <w:bCs/>
-        </w:rPr>
-        <w:t>chuẩn</w:t>
-      </w:r>
-      <w:proofErr w:type="spellEnd"/>
-      <w:r>
-        <w:t xml:space="preserve">, </w:t>
-      </w:r>
-      <w:proofErr w:type="spellStart"/>
-      <w:r>
-        <w:t>mở</w:t>
-      </w:r>
-      <w:proofErr w:type="spellEnd"/>
-      <w:r>
-        <w:t xml:space="preserve"> </w:t>
-      </w:r>
-      <w:proofErr w:type="spellStart"/>
-      <w:r>
-        <w:t>rộng</w:t>
-      </w:r>
-      <w:proofErr w:type="spellEnd"/>
-      <w:r>
-        <w:t xml:space="preserve"> </w:t>
-      </w:r>
-      <w:proofErr w:type="spellStart"/>
-      <w:r>
-        <w:t>khoang</w:t>
-      </w:r>
-      <w:proofErr w:type="spellEnd"/>
-      <w:r>
-        <w:t xml:space="preserve"> </w:t>
-      </w:r>
-      <w:proofErr w:type="spellStart"/>
-      <w:r>
-        <w:t>khớp</w:t>
-      </w:r>
-      <w:proofErr w:type="spellEnd"/>
-      <w:r>
-        <w:t xml:space="preserve">, </w:t>
-      </w:r>
-      <w:proofErr w:type="spellStart"/>
-      <w:r>
-        <w:t>tránh</w:t>
-      </w:r>
-      <w:proofErr w:type="spellEnd"/>
-      <w:r>
-        <w:t xml:space="preserve"> </w:t>
-      </w:r>
-      <w:proofErr w:type="spellStart"/>
-      <w:r>
-        <w:t>chèn</w:t>
-      </w:r>
-      <w:proofErr w:type="spellEnd"/>
-      <w:r>
-        <w:t xml:space="preserve"> </w:t>
-      </w:r>
-      <w:proofErr w:type="spellStart"/>
-      <w:r>
-        <w:t>ép</w:t>
-      </w:r>
-      <w:proofErr w:type="spellEnd"/>
-      <w:r>
-        <w:t xml:space="preserve"> </w:t>
-      </w:r>
-      <w:proofErr w:type="spellStart"/>
-      <w:r>
-        <w:t>gân</w:t>
-      </w:r>
-      <w:proofErr w:type="spellEnd"/>
-      <w:r>
-        <w:t xml:space="preserve"> </w:t>
-      </w:r>
-      <w:proofErr w:type="spellStart"/>
-      <w:r>
-        <w:t>cơ</w:t>
-      </w:r>
-      <w:proofErr w:type="spellEnd"/>
-      <w:r>
-        <w:t xml:space="preserve"> </w:t>
-      </w:r>
-      <w:proofErr w:type="spellStart"/>
-      <w:r>
-        <w:t>chóp</w:t>
-      </w:r>
-      <w:proofErr w:type="spellEnd"/>
-      <w:r>
-        <w:t xml:space="preserve"> </w:t>
-      </w:r>
-      <w:proofErr w:type="spellStart"/>
-      <w:r>
-        <w:t>xoay</w:t>
-      </w:r>
-      <w:proofErr w:type="spellEnd"/>
-      <w:r>
-        <w:t xml:space="preserve"> </w:t>
-      </w:r>
-      <w:proofErr w:type="spellStart"/>
-      <w:r>
-        <w:t>và</w:t>
-      </w:r>
-      <w:proofErr w:type="spellEnd"/>
-      <w:r>
-        <w:t xml:space="preserve"> </w:t>
-      </w:r>
-      <w:proofErr w:type="spellStart"/>
-      <w:r>
-        <w:t>giảm</w:t>
-      </w:r>
-      <w:proofErr w:type="spellEnd"/>
-      <w:r>
-        <w:t xml:space="preserve"> </w:t>
-      </w:r>
-      <w:proofErr w:type="spellStart"/>
-      <w:r>
-        <w:t>bớt</w:t>
-      </w:r>
-      <w:proofErr w:type="spellEnd"/>
-      <w:r>
-        <w:t xml:space="preserve"> </w:t>
-      </w:r>
-      <w:proofErr w:type="spellStart"/>
-      <w:r>
-        <w:t>tình</w:t>
-      </w:r>
-      <w:proofErr w:type="spellEnd"/>
-      <w:r>
-        <w:t xml:space="preserve"> </w:t>
-      </w:r>
-      <w:proofErr w:type="spellStart"/>
-      <w:r>
-        <w:t>trạng</w:t>
-      </w:r>
-      <w:proofErr w:type="spellEnd"/>
-      <w:r>
-        <w:t xml:space="preserve"> </w:t>
-      </w:r>
-      <w:proofErr w:type="spellStart"/>
-      <w:r>
-        <w:t>đau</w:t>
-      </w:r>
-      <w:proofErr w:type="spellEnd"/>
-      <w:r>
-        <w:t xml:space="preserve"> </w:t>
-      </w:r>
-      <w:proofErr w:type="spellStart"/>
-      <w:r>
-        <w:t>nhức</w:t>
-      </w:r>
-      <w:proofErr w:type="spellEnd"/>
-      <w:r>
-        <w:t xml:space="preserve"> </w:t>
-      </w:r>
-      <w:proofErr w:type="spellStart"/>
-      <w:r>
-        <w:t>dai</w:t>
-      </w:r>
-      <w:proofErr w:type="spellEnd"/>
-      <w:r>
-        <w:t xml:space="preserve"> </w:t>
-      </w:r>
-      <w:proofErr w:type="spellStart"/>
-      <w:r>
-        <w:t>dẳng</w:t>
-      </w:r>
-      <w:proofErr w:type="spellEnd"/>
-      <w:r>
-        <w:t>.</w:t>
-      </w:r>
-    </w:p>
-    <w:p>
-      <w:pPr>
-        <w:rPr>
-          <w:b/>
-          <w:bCs/>
-        </w:rPr>
-      </w:pPr>
-      <w:r>
-        <w:rPr>
-          <w:b/>
-          <w:bCs/>
-        </w:rPr>
-        <w:t xml:space="preserve">2. </w:t>
-      </w:r>
-      <w:proofErr w:type="spellStart"/>
-      <w:r>
-        <w:rPr>
-          <w:b/>
-          <w:bCs/>
-        </w:rPr>
-        <w:t>Bài</w:t>
-      </w:r>
-      <w:proofErr w:type="spellEnd"/>
-      <w:r>
-        <w:rPr>
-          <w:b/>
-          <w:bCs/>
-        </w:rPr>
-        <w:t xml:space="preserve"> </w:t>
-      </w:r>
-      <w:proofErr w:type="spellStart"/>
-      <w:r>
-        <w:rPr>
-          <w:b/>
-          <w:bCs/>
-        </w:rPr>
-        <w:t>tập</w:t>
-      </w:r>
-      <w:proofErr w:type="spellEnd"/>
-      <w:r>
-        <w:rPr>
-          <w:b/>
-          <w:bCs/>
-        </w:rPr>
-        <w:t xml:space="preserve"> </w:t>
-      </w:r>
-      <w:proofErr w:type="spellStart"/>
-      <w:r>
-        <w:rPr>
-          <w:b/>
-          <w:bCs/>
-        </w:rPr>
-        <w:t>kéo</w:t>
-      </w:r>
-      <w:proofErr w:type="spellEnd"/>
-      <w:r>
-        <w:rPr>
-          <w:b/>
-          <w:bCs/>
-        </w:rPr>
-        <w:t xml:space="preserve"> </w:t>
-      </w:r>
-      <w:proofErr w:type="spellStart"/>
-      <w:r>
-        <w:rPr>
-          <w:b/>
-          <w:bCs/>
-        </w:rPr>
-        <w:t>căng</w:t>
-      </w:r>
-      <w:proofErr w:type="spellEnd"/>
-      <w:r>
-        <w:rPr>
-          <w:b/>
-          <w:bCs/>
-        </w:rPr>
-        <w:t xml:space="preserve"> </w:t>
-      </w:r>
-      <w:proofErr w:type="spellStart"/>
-      <w:r>
-        <w:rPr>
-          <w:b/>
-          <w:bCs/>
-        </w:rPr>
-        <w:t>cánh</w:t>
-      </w:r>
-      <w:proofErr w:type="spellEnd"/>
-      <w:r>
-        <w:rPr>
-          <w:b/>
-          <w:bCs/>
-        </w:rPr>
-        <w:t xml:space="preserve"> </w:t>
-      </w:r>
-      <w:proofErr w:type="spellStart"/>
-      <w:r>
-        <w:rPr>
-          <w:b/>
-          <w:bCs/>
-        </w:rPr>
-        <w:t>tay</w:t>
-      </w:r>
-      <w:proofErr w:type="spellEnd"/>
-      <w:r>
-        <w:rPr>
-          <w:b/>
-          <w:bCs/>
-        </w:rPr>
-        <w:t xml:space="preserve"> (</w:t>
-      </w:r>
-      <w:r>
-        <w:rPr>
-          <w:b/>
-          <w:bCs/>
-          <w:i/>
-          <w:iCs/>
-        </w:rPr>
-        <w:t>Cross-body Shoulder Stretch</w:t>
-      </w:r>
-      <w:r>
-        <w:rPr>
-          <w:b/>
-          <w:bCs/>
-        </w:rPr>
-        <w:t>)</w:t>
-      </w:r>
-    </w:p>
-    <w:p>
-      <w:pPr>
-        <w:numPr>
-          <w:ilvl w:val="0"/>
-          <w:numId w:val="9"/>
-        </w:numPr>
-      </w:pPr>
-      <w:proofErr w:type="spellStart"/>
-      <w:r>
-        <w:rPr>
-          <w:b/>
-          <w:bCs/>
-        </w:rPr>
-        <w:t>Cơ</w:t>
-      </w:r>
-      <w:proofErr w:type="spellEnd"/>
-      <w:r>
-        <w:rPr>
-          <w:b/>
-          <w:bCs/>
-        </w:rPr>
-        <w:t xml:space="preserve"> </w:t>
-      </w:r>
-      <w:proofErr w:type="spellStart"/>
-      <w:r>
-        <w:rPr>
-          <w:b/>
-          <w:bCs/>
-        </w:rPr>
-        <w:t>chế</w:t>
-      </w:r>
-      <w:proofErr w:type="spellEnd"/>
-      <w:r>
-        <w:rPr>
-          <w:b/>
-          <w:bCs/>
-        </w:rPr>
-        <w:t xml:space="preserve"> &amp; </w:t>
-      </w:r>
-      <w:proofErr w:type="spellStart"/>
-      <w:r>
-        <w:rPr>
-          <w:b/>
-          <w:bCs/>
-        </w:rPr>
-        <w:t>Cấu</w:t>
-      </w:r>
-      <w:proofErr w:type="spellEnd"/>
-      <w:r>
-        <w:rPr>
-          <w:b/>
-          <w:bCs/>
-        </w:rPr>
-        <w:t xml:space="preserve"> </w:t>
-      </w:r>
-      <w:proofErr w:type="spellStart"/>
-      <w:r>
-        <w:rPr>
-          <w:b/>
-          <w:bCs/>
-        </w:rPr>
-        <w:t>trúc</w:t>
-      </w:r>
-      <w:proofErr w:type="spellEnd"/>
-      <w:r>
-        <w:rPr>
-          <w:b/>
-          <w:bCs/>
-        </w:rPr>
-        <w:t xml:space="preserve"> </w:t>
-      </w:r>
-      <w:proofErr w:type="spellStart"/>
-      <w:r>
-        <w:rPr>
-          <w:b/>
-          <w:bCs/>
-        </w:rPr>
-        <w:t>tác</w:t>
-      </w:r>
-      <w:proofErr w:type="spellEnd"/>
-      <w:r>
-        <w:rPr>
-          <w:b/>
-          <w:bCs/>
-        </w:rPr>
-        <w:t xml:space="preserve"> </w:t>
-      </w:r>
-      <w:proofErr w:type="spellStart"/>
-      <w:r>
-        <w:rPr>
-          <w:b/>
-          <w:bCs/>
-        </w:rPr>
-        <w:t>động</w:t>
-      </w:r>
-      <w:proofErr w:type="spellEnd"/>
-      <w:r>
-        <w:rPr>
-          <w:b/>
-          <w:bCs/>
-        </w:rPr>
-        <w:t>:</w:t>
-      </w:r>
-      <w:r>
-        <w:t xml:space="preserve"> </w:t>
-      </w:r>
-      <w:proofErr w:type="spellStart"/>
-      <w:r>
-        <w:t>Kéo</w:t>
-      </w:r>
-      <w:proofErr w:type="spellEnd"/>
-      <w:r>
-        <w:t xml:space="preserve"> </w:t>
-      </w:r>
-      <w:proofErr w:type="spellStart"/>
-      <w:r>
-        <w:t>giãn</w:t>
-      </w:r>
-      <w:proofErr w:type="spellEnd"/>
-      <w:r>
-        <w:t xml:space="preserve"> bao </w:t>
-      </w:r>
-      <w:proofErr w:type="spellStart"/>
-      <w:r>
-        <w:t>khớp</w:t>
-      </w:r>
-      <w:proofErr w:type="spellEnd"/>
-      <w:r>
-        <w:t xml:space="preserve"> </w:t>
-      </w:r>
-      <w:proofErr w:type="spellStart"/>
-      <w:r>
-        <w:t>sau</w:t>
-      </w:r>
-      <w:proofErr w:type="spellEnd"/>
-      <w:r>
-        <w:t xml:space="preserve">, </w:t>
-      </w:r>
-      <w:proofErr w:type="spellStart"/>
-      <w:r>
-        <w:t>cơ</w:t>
-      </w:r>
-      <w:proofErr w:type="spellEnd"/>
-      <w:r>
-        <w:t xml:space="preserve"> </w:t>
-      </w:r>
-      <w:proofErr w:type="spellStart"/>
-      <w:r>
-        <w:t>dưới</w:t>
-      </w:r>
-      <w:proofErr w:type="spellEnd"/>
-      <w:r>
-        <w:t xml:space="preserve"> gai </w:t>
-      </w:r>
-      <w:proofErr w:type="spellStart"/>
-      <w:r>
-        <w:t>và</w:t>
-      </w:r>
-      <w:proofErr w:type="spellEnd"/>
-      <w:r>
-        <w:t xml:space="preserve"> </w:t>
-      </w:r>
-      <w:proofErr w:type="spellStart"/>
-      <w:r>
-        <w:t>cơ</w:t>
-      </w:r>
-      <w:proofErr w:type="spellEnd"/>
-      <w:r>
-        <w:t xml:space="preserve"> </w:t>
-      </w:r>
-      <w:proofErr w:type="spellStart"/>
-      <w:r>
-        <w:t>tròn</w:t>
-      </w:r>
-      <w:proofErr w:type="spellEnd"/>
-      <w:r>
-        <w:t xml:space="preserve"> </w:t>
-      </w:r>
-      <w:proofErr w:type="spellStart"/>
-      <w:r>
-        <w:t>nhỏ</w:t>
-      </w:r>
-      <w:proofErr w:type="spellEnd"/>
-      <w:r>
-        <w:t>.</w:t>
-      </w:r>
-    </w:p>
-    <w:p>
-      <w:pPr>
-        <w:numPr>
-          <w:ilvl w:val="0"/>
-          <w:numId w:val="9"/>
-        </w:numPr>
-      </w:pPr>
-      <w:proofErr w:type="spellStart"/>
-      <w:r>
-        <w:rPr>
-          <w:b/>
-          <w:bCs/>
-        </w:rPr>
-        <w:t>Hiệu</w:t>
-      </w:r>
-      <w:proofErr w:type="spellEnd"/>
-      <w:r>
-        <w:rPr>
-          <w:b/>
-          <w:bCs/>
-        </w:rPr>
-        <w:t xml:space="preserve"> </w:t>
-      </w:r>
-      <w:proofErr w:type="spellStart"/>
-      <w:r>
-        <w:rPr>
-          <w:b/>
-          <w:bCs/>
-        </w:rPr>
-        <w:t>quả</w:t>
-      </w:r>
-      <w:proofErr w:type="spellEnd"/>
-      <w:r>
-        <w:rPr>
-          <w:b/>
-          <w:bCs/>
-        </w:rPr>
-        <w:t xml:space="preserve"> y khoa </w:t>
-      </w:r>
-      <w:proofErr w:type="spellStart"/>
-      <w:r>
-        <w:rPr>
-          <w:b/>
-          <w:bCs/>
-        </w:rPr>
-        <w:t>cho</w:t>
-      </w:r>
-      <w:proofErr w:type="spellEnd"/>
-      <w:r>
-        <w:rPr>
-          <w:b/>
-          <w:bCs/>
-        </w:rPr>
-        <w:t xml:space="preserve"> </w:t>
-      </w:r>
-      <w:proofErr w:type="spellStart"/>
-      <w:r>
-        <w:rPr>
-          <w:b/>
-          <w:bCs/>
-        </w:rPr>
-        <w:t>người</w:t>
-      </w:r>
-      <w:proofErr w:type="spellEnd"/>
-      <w:r>
-        <w:rPr>
-          <w:b/>
-          <w:bCs/>
-        </w:rPr>
-        <w:t xml:space="preserve"> </w:t>
-      </w:r>
-      <w:proofErr w:type="spellStart"/>
-      <w:r>
-        <w:rPr>
-          <w:b/>
-          <w:bCs/>
-        </w:rPr>
-        <w:t>già</w:t>
-      </w:r>
-      <w:proofErr w:type="spellEnd"/>
-      <w:r>
-        <w:rPr>
-          <w:b/>
-          <w:bCs/>
-        </w:rPr>
-        <w:t xml:space="preserve"> </w:t>
-      </w:r>
-      <w:proofErr w:type="spellStart"/>
-      <w:r>
-        <w:rPr>
-          <w:b/>
-          <w:bCs/>
-        </w:rPr>
-        <w:t>thoái</w:t>
-      </w:r>
-      <w:proofErr w:type="spellEnd"/>
-      <w:r>
-        <w:rPr>
-          <w:b/>
-          <w:bCs/>
-        </w:rPr>
-        <w:t xml:space="preserve"> </w:t>
-      </w:r>
-      <w:proofErr w:type="spellStart"/>
-      <w:r>
-        <w:rPr>
-          <w:b/>
-          <w:bCs/>
-        </w:rPr>
-        <w:t>hóa</w:t>
-      </w:r>
-      <w:proofErr w:type="spellEnd"/>
-      <w:r>
-        <w:rPr>
-          <w:b/>
-          <w:bCs/>
-        </w:rPr>
-        <w:t xml:space="preserve"> </w:t>
-      </w:r>
-      <w:proofErr w:type="spellStart"/>
-      <w:r>
-        <w:rPr>
-          <w:b/>
-          <w:bCs/>
-        </w:rPr>
-        <w:t>khớp</w:t>
-      </w:r>
-      <w:proofErr w:type="spellEnd"/>
-      <w:r>
-        <w:rPr>
-          <w:b/>
-          <w:bCs/>
-        </w:rPr>
-        <w:t xml:space="preserve"> </w:t>
-      </w:r>
-      <w:proofErr w:type="spellStart"/>
-      <w:r>
-        <w:rPr>
-          <w:b/>
-          <w:bCs/>
-        </w:rPr>
-        <w:t>vai</w:t>
-      </w:r>
-      <w:proofErr w:type="spellEnd"/>
-      <w:r>
-        <w:rPr>
-          <w:b/>
-          <w:bCs/>
-        </w:rPr>
-        <w:t>:</w:t>
-      </w:r>
-    </w:p>
-    <w:p>
-      <w:pPr>
-        <w:numPr>
-          <w:ilvl w:val="1"/>
-          <w:numId w:val="9"/>
-        </w:numPr>
-      </w:pPr>
-      <w:r>
-        <w:t xml:space="preserve">Khi </w:t>
-      </w:r>
-      <w:proofErr w:type="spellStart"/>
-      <w:r>
-        <w:t>bị</w:t>
-      </w:r>
-      <w:proofErr w:type="spellEnd"/>
-      <w:r>
-        <w:t xml:space="preserve"> </w:t>
-      </w:r>
-      <w:proofErr w:type="spellStart"/>
-      <w:r>
-        <w:t>thoái</w:t>
-      </w:r>
-      <w:proofErr w:type="spellEnd"/>
-      <w:r>
-        <w:t xml:space="preserve"> </w:t>
-      </w:r>
-      <w:proofErr w:type="spellStart"/>
-      <w:r>
-        <w:t>hóa</w:t>
-      </w:r>
-      <w:proofErr w:type="spellEnd"/>
-      <w:r>
-        <w:t xml:space="preserve">, </w:t>
-      </w:r>
-      <w:proofErr w:type="spellStart"/>
-      <w:r>
-        <w:t>dịch</w:t>
-      </w:r>
-      <w:proofErr w:type="spellEnd"/>
-      <w:r>
-        <w:t xml:space="preserve"> </w:t>
-      </w:r>
-      <w:proofErr w:type="spellStart"/>
-      <w:r>
-        <w:t>khớp</w:t>
-      </w:r>
-      <w:proofErr w:type="spellEnd"/>
-      <w:r>
-        <w:t xml:space="preserve"> </w:t>
-      </w:r>
-      <w:proofErr w:type="spellStart"/>
-      <w:r>
-        <w:t>giảm</w:t>
-      </w:r>
-      <w:proofErr w:type="spellEnd"/>
-      <w:r>
-        <w:t xml:space="preserve"> </w:t>
-      </w:r>
-      <w:proofErr w:type="spellStart"/>
-      <w:r>
-        <w:t>và</w:t>
-      </w:r>
-      <w:proofErr w:type="spellEnd"/>
-      <w:r>
-        <w:t xml:space="preserve"> bao </w:t>
-      </w:r>
-      <w:proofErr w:type="spellStart"/>
-      <w:r>
-        <w:t>khớp</w:t>
-      </w:r>
-      <w:proofErr w:type="spellEnd"/>
-      <w:r>
-        <w:t xml:space="preserve"> </w:t>
-      </w:r>
-      <w:proofErr w:type="spellStart"/>
-      <w:r>
-        <w:t>sau</w:t>
-      </w:r>
-      <w:proofErr w:type="spellEnd"/>
-      <w:r>
-        <w:t xml:space="preserve"> </w:t>
-      </w:r>
-      <w:proofErr w:type="spellStart"/>
-      <w:r>
-        <w:t>bị</w:t>
-      </w:r>
-      <w:proofErr w:type="spellEnd"/>
-      <w:r>
-        <w:t xml:space="preserve"> co </w:t>
-      </w:r>
-      <w:proofErr w:type="spellStart"/>
-      <w:r>
-        <w:t>rút</w:t>
-      </w:r>
-      <w:proofErr w:type="spellEnd"/>
-      <w:r>
-        <w:t xml:space="preserve"> </w:t>
-      </w:r>
-      <w:proofErr w:type="spellStart"/>
-      <w:r>
-        <w:t>cứng</w:t>
-      </w:r>
-      <w:proofErr w:type="spellEnd"/>
-      <w:r>
-        <w:t xml:space="preserve">, </w:t>
-      </w:r>
-      <w:proofErr w:type="spellStart"/>
-      <w:r>
-        <w:t>khiến</w:t>
-      </w:r>
-      <w:proofErr w:type="spellEnd"/>
-      <w:r>
-        <w:t xml:space="preserve"> </w:t>
-      </w:r>
-      <w:proofErr w:type="spellStart"/>
-      <w:r>
-        <w:t>bệnh</w:t>
-      </w:r>
-      <w:proofErr w:type="spellEnd"/>
-      <w:r>
-        <w:t xml:space="preserve"> </w:t>
-      </w:r>
-      <w:proofErr w:type="spellStart"/>
-      <w:r>
-        <w:t>nhân</w:t>
-      </w:r>
-      <w:proofErr w:type="spellEnd"/>
-      <w:r>
-        <w:t xml:space="preserve"> </w:t>
-      </w:r>
-      <w:proofErr w:type="spellStart"/>
-      <w:r>
-        <w:t>khó</w:t>
-      </w:r>
-      <w:proofErr w:type="spellEnd"/>
-      <w:r>
-        <w:t xml:space="preserve"> </w:t>
-      </w:r>
-      <w:proofErr w:type="spellStart"/>
-      <w:r>
-        <w:t>thực</w:t>
-      </w:r>
-      <w:proofErr w:type="spellEnd"/>
-      <w:r>
-        <w:t xml:space="preserve"> </w:t>
-      </w:r>
-      <w:proofErr w:type="spellStart"/>
-      <w:r>
-        <w:t>hiện</w:t>
-      </w:r>
-      <w:proofErr w:type="spellEnd"/>
-      <w:r>
-        <w:t xml:space="preserve"> </w:t>
-      </w:r>
-      <w:proofErr w:type="spellStart"/>
-      <w:r>
-        <w:t>các</w:t>
-      </w:r>
-      <w:proofErr w:type="spellEnd"/>
-      <w:r>
-        <w:t xml:space="preserve"> </w:t>
-      </w:r>
-      <w:proofErr w:type="spellStart"/>
-      <w:r>
-        <w:t>cử</w:t>
-      </w:r>
-      <w:proofErr w:type="spellEnd"/>
-      <w:r>
-        <w:t xml:space="preserve"> </w:t>
-      </w:r>
-      <w:proofErr w:type="spellStart"/>
-      <w:r>
-        <w:t>động</w:t>
-      </w:r>
-      <w:proofErr w:type="spellEnd"/>
-      <w:r>
-        <w:t xml:space="preserve"> </w:t>
-      </w:r>
-      <w:proofErr w:type="spellStart"/>
-      <w:r>
-        <w:t>khép</w:t>
-      </w:r>
-      <w:proofErr w:type="spellEnd"/>
-      <w:r>
-        <w:t xml:space="preserve"> </w:t>
-      </w:r>
-      <w:proofErr w:type="spellStart"/>
-      <w:r>
-        <w:t>ngang</w:t>
-      </w:r>
-      <w:proofErr w:type="spellEnd"/>
-      <w:r>
-        <w:t xml:space="preserve"> </w:t>
-      </w:r>
-      <w:proofErr w:type="spellStart"/>
-      <w:r>
-        <w:t>hoặc</w:t>
-      </w:r>
-      <w:proofErr w:type="spellEnd"/>
-      <w:r>
-        <w:t xml:space="preserve"> </w:t>
-      </w:r>
-      <w:proofErr w:type="spellStart"/>
-      <w:r>
-        <w:t>xoay</w:t>
-      </w:r>
-      <w:proofErr w:type="spellEnd"/>
-      <w:r>
-        <w:t xml:space="preserve"> </w:t>
-      </w:r>
-      <w:proofErr w:type="spellStart"/>
-      <w:r>
-        <w:t>vai</w:t>
-      </w:r>
-      <w:proofErr w:type="spellEnd"/>
-      <w:r>
-        <w:t>.</w:t>
-      </w:r>
-    </w:p>
-    <w:p>
-      <w:pPr>
-        <w:numPr>
-          <w:ilvl w:val="1"/>
-          <w:numId w:val="9"/>
-        </w:numPr>
-      </w:pPr>
-      <w:proofErr w:type="spellStart"/>
-      <w:r>
-        <w:t>Giữ</w:t>
-      </w:r>
-      <w:proofErr w:type="spellEnd"/>
-      <w:r>
-        <w:t xml:space="preserve"> </w:t>
-      </w:r>
-      <w:proofErr w:type="spellStart"/>
-      <w:r>
-        <w:t>căng</w:t>
-      </w:r>
-      <w:proofErr w:type="spellEnd"/>
-      <w:r>
-        <w:t xml:space="preserve"> </w:t>
-      </w:r>
-      <w:r>
-        <w:rPr>
-          <w:b/>
-          <w:bCs/>
-        </w:rPr>
-        <w:t xml:space="preserve">30 </w:t>
-      </w:r>
-      <w:proofErr w:type="spellStart"/>
-      <w:r>
-        <w:rPr>
-          <w:b/>
-          <w:bCs/>
-        </w:rPr>
-        <w:t>giây</w:t>
-      </w:r>
-      <w:proofErr w:type="spellEnd"/>
-      <w:r>
-        <w:t xml:space="preserve"> </w:t>
-      </w:r>
-      <w:proofErr w:type="spellStart"/>
-      <w:r>
-        <w:t>áp</w:t>
-      </w:r>
-      <w:proofErr w:type="spellEnd"/>
-      <w:r>
-        <w:t xml:space="preserve"> </w:t>
-      </w:r>
-      <w:proofErr w:type="spellStart"/>
-      <w:r>
-        <w:t>dụng</w:t>
-      </w:r>
-      <w:proofErr w:type="spellEnd"/>
-      <w:r>
-        <w:t xml:space="preserve"> </w:t>
-      </w:r>
-      <w:proofErr w:type="spellStart"/>
-      <w:r>
-        <w:t>nguyên</w:t>
-      </w:r>
-      <w:proofErr w:type="spellEnd"/>
-      <w:r>
-        <w:t xml:space="preserve"> </w:t>
-      </w:r>
-      <w:proofErr w:type="spellStart"/>
-      <w:r>
-        <w:t>lý</w:t>
-      </w:r>
-      <w:proofErr w:type="spellEnd"/>
-      <w:r>
-        <w:t xml:space="preserve"> </w:t>
-      </w:r>
-      <w:proofErr w:type="spellStart"/>
-      <w:r>
-        <w:t>duỗi</w:t>
-      </w:r>
-      <w:proofErr w:type="spellEnd"/>
-      <w:r>
-        <w:t xml:space="preserve"> </w:t>
-      </w:r>
-      <w:proofErr w:type="spellStart"/>
-      <w:r>
-        <w:t>dẻo</w:t>
-      </w:r>
-      <w:proofErr w:type="spellEnd"/>
-      <w:r>
-        <w:t xml:space="preserve"> </w:t>
-      </w:r>
-      <w:proofErr w:type="spellStart"/>
-      <w:r>
-        <w:t>tĩnh</w:t>
-      </w:r>
-      <w:proofErr w:type="spellEnd"/>
-      <w:r>
-        <w:t xml:space="preserve">, </w:t>
-      </w:r>
-      <w:proofErr w:type="spellStart"/>
-      <w:r>
-        <w:t>giúp</w:t>
-      </w:r>
-      <w:proofErr w:type="spellEnd"/>
-      <w:r>
-        <w:t xml:space="preserve"> </w:t>
-      </w:r>
-      <w:proofErr w:type="spellStart"/>
-      <w:r>
-        <w:t>tái</w:t>
-      </w:r>
-      <w:proofErr w:type="spellEnd"/>
-      <w:r>
-        <w:t xml:space="preserve"> </w:t>
-      </w:r>
-      <w:proofErr w:type="spellStart"/>
-      <w:r>
-        <w:t>tạo</w:t>
-      </w:r>
-      <w:proofErr w:type="spellEnd"/>
-      <w:r>
-        <w:t xml:space="preserve"> </w:t>
-      </w:r>
-      <w:proofErr w:type="spellStart"/>
-      <w:r>
-        <w:t>độ</w:t>
-      </w:r>
-      <w:proofErr w:type="spellEnd"/>
-      <w:r>
-        <w:t xml:space="preserve"> </w:t>
-      </w:r>
-      <w:proofErr w:type="spellStart"/>
-      <w:r>
-        <w:t>đàn</w:t>
-      </w:r>
-      <w:proofErr w:type="spellEnd"/>
-      <w:r>
-        <w:t xml:space="preserve"> </w:t>
-      </w:r>
-      <w:proofErr w:type="spellStart"/>
-      <w:r>
-        <w:t>hồi</w:t>
-      </w:r>
-      <w:proofErr w:type="spellEnd"/>
-      <w:r>
-        <w:t xml:space="preserve"> bao </w:t>
-      </w:r>
-      <w:proofErr w:type="spellStart"/>
-      <w:r>
-        <w:t>khớp</w:t>
-      </w:r>
-      <w:proofErr w:type="spellEnd"/>
-      <w:r>
-        <w:t xml:space="preserve"> </w:t>
-      </w:r>
-      <w:proofErr w:type="spellStart"/>
-      <w:r>
-        <w:t>và</w:t>
-      </w:r>
-      <w:proofErr w:type="spellEnd"/>
-      <w:r>
-        <w:t xml:space="preserve"> </w:t>
-      </w:r>
-      <w:proofErr w:type="spellStart"/>
-      <w:r>
-        <w:rPr>
-          <w:b/>
-          <w:bCs/>
-        </w:rPr>
-        <w:t>kích</w:t>
-      </w:r>
-      <w:proofErr w:type="spellEnd"/>
-      <w:r>
-        <w:rPr>
-          <w:b/>
-          <w:bCs/>
-        </w:rPr>
-        <w:t xml:space="preserve"> </w:t>
-      </w:r>
-      <w:proofErr w:type="spellStart"/>
-      <w:r>
-        <w:rPr>
-          <w:b/>
-          <w:bCs/>
-        </w:rPr>
-        <w:t>thích</w:t>
-      </w:r>
-      <w:proofErr w:type="spellEnd"/>
-      <w:r>
-        <w:rPr>
-          <w:b/>
-          <w:bCs/>
-        </w:rPr>
-        <w:t xml:space="preserve"> </w:t>
-      </w:r>
-      <w:proofErr w:type="spellStart"/>
-      <w:r>
-        <w:rPr>
-          <w:b/>
-          <w:bCs/>
-        </w:rPr>
-        <w:t>màng</w:t>
-      </w:r>
-      <w:proofErr w:type="spellEnd"/>
-      <w:r>
-        <w:rPr>
-          <w:b/>
-          <w:bCs/>
-        </w:rPr>
-        <w:t xml:space="preserve"> </w:t>
-      </w:r>
-      <w:proofErr w:type="spellStart"/>
-      <w:r>
-        <w:rPr>
-          <w:b/>
-          <w:bCs/>
-        </w:rPr>
-        <w:t>hoạt</w:t>
-      </w:r>
-      <w:proofErr w:type="spellEnd"/>
-      <w:r>
-        <w:rPr>
-          <w:b/>
-          <w:bCs/>
-        </w:rPr>
-        <w:t xml:space="preserve"> </w:t>
-      </w:r>
-      <w:proofErr w:type="spellStart"/>
-      <w:r>
-        <w:rPr>
-          <w:b/>
-          <w:bCs/>
-        </w:rPr>
-        <w:t>dịch</w:t>
-      </w:r>
-      <w:proofErr w:type="spellEnd"/>
-      <w:r>
-        <w:rPr>
-          <w:b/>
-          <w:bCs/>
-        </w:rPr>
-        <w:t xml:space="preserve"> </w:t>
-      </w:r>
-      <w:proofErr w:type="spellStart"/>
-      <w:r>
-        <w:rPr>
-          <w:b/>
-          <w:bCs/>
-        </w:rPr>
-        <w:t>tăng</w:t>
-      </w:r>
-      <w:proofErr w:type="spellEnd"/>
-      <w:r>
-        <w:rPr>
-          <w:b/>
-          <w:bCs/>
-        </w:rPr>
-        <w:t xml:space="preserve"> </w:t>
-      </w:r>
-      <w:proofErr w:type="spellStart"/>
-      <w:r>
-        <w:rPr>
-          <w:b/>
-          <w:bCs/>
-        </w:rPr>
-        <w:t>tiết</w:t>
-      </w:r>
-      <w:proofErr w:type="spellEnd"/>
-      <w:r>
-        <w:rPr>
-          <w:b/>
-          <w:bCs/>
-        </w:rPr>
-        <w:t xml:space="preserve"> </w:t>
-      </w:r>
-      <w:proofErr w:type="spellStart"/>
-      <w:r>
-        <w:rPr>
-          <w:b/>
-          <w:bCs/>
-        </w:rPr>
-        <w:t>dịch</w:t>
-      </w:r>
-      <w:proofErr w:type="spellEnd"/>
-      <w:r>
-        <w:rPr>
-          <w:b/>
-          <w:bCs/>
-        </w:rPr>
-        <w:t xml:space="preserve"> </w:t>
-      </w:r>
-      <w:proofErr w:type="spellStart"/>
-      <w:r>
-        <w:rPr>
-          <w:b/>
-          <w:bCs/>
-        </w:rPr>
-        <w:t>bôi</w:t>
-      </w:r>
-      <w:proofErr w:type="spellEnd"/>
-      <w:r>
-        <w:rPr>
-          <w:b/>
-          <w:bCs/>
-        </w:rPr>
-        <w:t xml:space="preserve"> </w:t>
-      </w:r>
-      <w:proofErr w:type="spellStart"/>
-      <w:r>
-        <w:rPr>
-          <w:b/>
-          <w:bCs/>
-        </w:rPr>
-        <w:t>trơn</w:t>
-      </w:r>
-      <w:proofErr w:type="spellEnd"/>
-      <w:r>
-        <w:t xml:space="preserve"> </w:t>
-      </w:r>
-      <w:proofErr w:type="spellStart"/>
-      <w:r>
-        <w:t>bề</w:t>
-      </w:r>
-      <w:proofErr w:type="spellEnd"/>
-      <w:r>
-        <w:t xml:space="preserve"> </w:t>
-      </w:r>
-      <w:proofErr w:type="spellStart"/>
-      <w:r>
-        <w:t>mặt</w:t>
-      </w:r>
-      <w:proofErr w:type="spellEnd"/>
-      <w:r>
-        <w:t xml:space="preserve"> </w:t>
-      </w:r>
-      <w:proofErr w:type="spellStart"/>
-      <w:r>
-        <w:t>sụn</w:t>
-      </w:r>
-      <w:proofErr w:type="spellEnd"/>
-      <w:r>
-        <w:t xml:space="preserve"> </w:t>
-      </w:r>
-      <w:proofErr w:type="spellStart"/>
-      <w:r>
-        <w:t>khớp</w:t>
-      </w:r>
-      <w:proofErr w:type="spellEnd"/>
-      <w:r>
-        <w:t xml:space="preserve"> ổ </w:t>
-      </w:r>
-      <w:proofErr w:type="spellStart"/>
-      <w:r>
-        <w:t>chảo</w:t>
-      </w:r>
-      <w:proofErr w:type="spellEnd"/>
-      <w:r>
-        <w:t xml:space="preserve"> - </w:t>
-      </w:r>
-      <w:proofErr w:type="spellStart"/>
-      <w:r>
-        <w:t>cánh</w:t>
-      </w:r>
-      <w:proofErr w:type="spellEnd"/>
-      <w:r>
-        <w:t xml:space="preserve"> </w:t>
-      </w:r>
-      <w:proofErr w:type="spellStart"/>
-      <w:r>
-        <w:t>tay</w:t>
-      </w:r>
-      <w:proofErr w:type="spellEnd"/>
-      <w:r>
-        <w:t>.</w:t>
-      </w:r>
-    </w:p>
-    <w:p>
-      <w:pPr>
-        <w:rPr>
-          <w:b/>
-          <w:bCs/>
-        </w:rPr>
-      </w:pPr>
-      <w:r>
-        <w:rPr>
-          <w:b/>
-          <w:bCs/>
-        </w:rPr>
-        <w:lastRenderedPageBreak/>
-        <w:t xml:space="preserve">3. </w:t>
-      </w:r>
-      <w:proofErr w:type="spellStart"/>
-      <w:r>
-        <w:rPr>
-          <w:b/>
-          <w:bCs/>
-        </w:rPr>
-        <w:t>Bài</w:t>
-      </w:r>
-      <w:proofErr w:type="spellEnd"/>
-      <w:r>
-        <w:rPr>
-          <w:b/>
-          <w:bCs/>
-        </w:rPr>
-        <w:t xml:space="preserve"> </w:t>
-      </w:r>
-      <w:proofErr w:type="spellStart"/>
-      <w:r>
-        <w:rPr>
-          <w:b/>
-          <w:bCs/>
-        </w:rPr>
-        <w:t>tập</w:t>
-      </w:r>
-      <w:proofErr w:type="spellEnd"/>
-      <w:r>
-        <w:rPr>
-          <w:b/>
-          <w:bCs/>
-        </w:rPr>
-        <w:t xml:space="preserve"> </w:t>
-      </w:r>
-      <w:proofErr w:type="spellStart"/>
-      <w:r>
-        <w:rPr>
-          <w:b/>
-          <w:bCs/>
-        </w:rPr>
-        <w:t>dạng</w:t>
-      </w:r>
-      <w:proofErr w:type="spellEnd"/>
-      <w:r>
-        <w:rPr>
-          <w:b/>
-          <w:bCs/>
-        </w:rPr>
-        <w:t xml:space="preserve"> </w:t>
-      </w:r>
-      <w:proofErr w:type="spellStart"/>
-      <w:r>
-        <w:rPr>
-          <w:b/>
-          <w:bCs/>
-        </w:rPr>
-        <w:t>và</w:t>
-      </w:r>
-      <w:proofErr w:type="spellEnd"/>
-      <w:r>
-        <w:rPr>
-          <w:b/>
-          <w:bCs/>
-        </w:rPr>
-        <w:t xml:space="preserve"> </w:t>
-      </w:r>
-      <w:proofErr w:type="spellStart"/>
-      <w:r>
-        <w:rPr>
-          <w:b/>
-          <w:bCs/>
-        </w:rPr>
-        <w:t>xoay</w:t>
-      </w:r>
-      <w:proofErr w:type="spellEnd"/>
-      <w:r>
-        <w:rPr>
-          <w:b/>
-          <w:bCs/>
-        </w:rPr>
-        <w:t xml:space="preserve"> </w:t>
-      </w:r>
-      <w:proofErr w:type="spellStart"/>
-      <w:r>
-        <w:rPr>
-          <w:b/>
-          <w:bCs/>
-        </w:rPr>
-        <w:t>ngoài</w:t>
-      </w:r>
-      <w:proofErr w:type="spellEnd"/>
-      <w:r>
-        <w:rPr>
-          <w:b/>
-          <w:bCs/>
-        </w:rPr>
-        <w:t xml:space="preserve"> </w:t>
-      </w:r>
-      <w:proofErr w:type="spellStart"/>
-      <w:r>
-        <w:rPr>
-          <w:b/>
-          <w:bCs/>
-        </w:rPr>
-        <w:t>khớp</w:t>
-      </w:r>
-      <w:proofErr w:type="spellEnd"/>
-      <w:r>
-        <w:rPr>
-          <w:b/>
-          <w:bCs/>
-        </w:rPr>
-        <w:t xml:space="preserve"> </w:t>
-      </w:r>
-      <w:proofErr w:type="spellStart"/>
-      <w:r>
-        <w:rPr>
-          <w:b/>
-          <w:bCs/>
-        </w:rPr>
-        <w:t>vai</w:t>
-      </w:r>
-      <w:proofErr w:type="spellEnd"/>
-      <w:r>
-        <w:rPr>
-          <w:b/>
-          <w:bCs/>
-        </w:rPr>
-        <w:t xml:space="preserve"> ở </w:t>
-      </w:r>
-      <w:proofErr w:type="spellStart"/>
-      <w:r>
-        <w:rPr>
-          <w:b/>
-          <w:bCs/>
-        </w:rPr>
-        <w:t>tư</w:t>
-      </w:r>
-      <w:proofErr w:type="spellEnd"/>
-      <w:r>
-        <w:rPr>
-          <w:b/>
-          <w:bCs/>
-        </w:rPr>
-        <w:t xml:space="preserve"> </w:t>
-      </w:r>
-      <w:proofErr w:type="spellStart"/>
-      <w:r>
-        <w:rPr>
-          <w:b/>
-          <w:bCs/>
-        </w:rPr>
-        <w:t>thế</w:t>
-      </w:r>
-      <w:proofErr w:type="spellEnd"/>
-      <w:r>
-        <w:rPr>
-          <w:b/>
-          <w:bCs/>
-        </w:rPr>
-        <w:t xml:space="preserve"> </w:t>
-      </w:r>
-      <w:proofErr w:type="spellStart"/>
-      <w:r>
-        <w:rPr>
-          <w:b/>
-          <w:bCs/>
-        </w:rPr>
-        <w:t>đứng</w:t>
-      </w:r>
-      <w:proofErr w:type="spellEnd"/>
-      <w:r>
-        <w:rPr>
-          <w:b/>
-          <w:bCs/>
-        </w:rPr>
-        <w:t xml:space="preserve"> </w:t>
-      </w:r>
-      <w:proofErr w:type="spellStart"/>
-      <w:r>
-        <w:rPr>
-          <w:b/>
-          <w:bCs/>
-        </w:rPr>
-        <w:t>áp</w:t>
-      </w:r>
-      <w:proofErr w:type="spellEnd"/>
-      <w:r>
-        <w:rPr>
-          <w:b/>
-          <w:bCs/>
-        </w:rPr>
-        <w:t xml:space="preserve"> </w:t>
-      </w:r>
-      <w:proofErr w:type="spellStart"/>
-      <w:r>
-        <w:rPr>
-          <w:b/>
-          <w:bCs/>
-        </w:rPr>
-        <w:t>sát</w:t>
-      </w:r>
-      <w:proofErr w:type="spellEnd"/>
-      <w:r>
-        <w:rPr>
-          <w:b/>
-          <w:bCs/>
-        </w:rPr>
-        <w:t xml:space="preserve"> </w:t>
-      </w:r>
-      <w:proofErr w:type="spellStart"/>
-      <w:r>
-        <w:rPr>
-          <w:b/>
-          <w:bCs/>
-        </w:rPr>
-        <w:t>tường</w:t>
-      </w:r>
-      <w:proofErr w:type="spellEnd"/>
-      <w:r>
-        <w:rPr>
-          <w:b/>
-          <w:bCs/>
-        </w:rPr>
-        <w:t xml:space="preserve"> (</w:t>
-      </w:r>
-      <w:r>
-        <w:rPr>
-          <w:b/>
-          <w:bCs/>
-          <w:i/>
-          <w:iCs/>
-        </w:rPr>
-        <w:t>Wall-supported Abduction &amp; External Rotation</w:t>
-      </w:r>
-      <w:r>
-        <w:rPr>
-          <w:b/>
-          <w:bCs/>
-        </w:rPr>
-        <w:t>)</w:t>
-      </w:r>
-    </w:p>
-    <w:p>
-      <w:pPr>
-        <w:numPr>
-          <w:ilvl w:val="0"/>
-          <w:numId w:val="10"/>
-        </w:numPr>
-      </w:pPr>
-      <w:proofErr w:type="spellStart"/>
-      <w:r>
-        <w:rPr>
-          <w:b/>
-          <w:bCs/>
-        </w:rPr>
-        <w:t>Cơ</w:t>
-      </w:r>
-      <w:proofErr w:type="spellEnd"/>
-      <w:r>
-        <w:rPr>
-          <w:b/>
-          <w:bCs/>
-        </w:rPr>
-        <w:t xml:space="preserve"> </w:t>
-      </w:r>
-      <w:proofErr w:type="spellStart"/>
-      <w:r>
-        <w:rPr>
-          <w:b/>
-          <w:bCs/>
-        </w:rPr>
-        <w:t>chế</w:t>
-      </w:r>
-      <w:proofErr w:type="spellEnd"/>
-      <w:r>
-        <w:rPr>
-          <w:b/>
-          <w:bCs/>
-        </w:rPr>
-        <w:t xml:space="preserve"> &amp; </w:t>
-      </w:r>
-      <w:proofErr w:type="spellStart"/>
-      <w:r>
-        <w:rPr>
-          <w:b/>
-          <w:bCs/>
-        </w:rPr>
-        <w:t>Cấu</w:t>
-      </w:r>
-      <w:proofErr w:type="spellEnd"/>
-      <w:r>
-        <w:rPr>
-          <w:b/>
-          <w:bCs/>
-        </w:rPr>
-        <w:t xml:space="preserve"> </w:t>
-      </w:r>
-      <w:proofErr w:type="spellStart"/>
-      <w:r>
-        <w:rPr>
-          <w:b/>
-          <w:bCs/>
-        </w:rPr>
-        <w:t>trúc</w:t>
-      </w:r>
-      <w:proofErr w:type="spellEnd"/>
-      <w:r>
-        <w:rPr>
-          <w:b/>
-          <w:bCs/>
-        </w:rPr>
-        <w:t xml:space="preserve"> </w:t>
-      </w:r>
-      <w:proofErr w:type="spellStart"/>
-      <w:r>
-        <w:rPr>
-          <w:b/>
-          <w:bCs/>
-        </w:rPr>
-        <w:t>tác</w:t>
-      </w:r>
-      <w:proofErr w:type="spellEnd"/>
-      <w:r>
-        <w:rPr>
-          <w:b/>
-          <w:bCs/>
-        </w:rPr>
-        <w:t xml:space="preserve"> </w:t>
-      </w:r>
-      <w:proofErr w:type="spellStart"/>
-      <w:r>
-        <w:rPr>
-          <w:b/>
-          <w:bCs/>
-        </w:rPr>
-        <w:t>động</w:t>
-      </w:r>
-      <w:proofErr w:type="spellEnd"/>
-      <w:r>
-        <w:rPr>
-          <w:b/>
-          <w:bCs/>
-        </w:rPr>
-        <w:t>:</w:t>
-      </w:r>
-      <w:r>
-        <w:t xml:space="preserve"> </w:t>
-      </w:r>
-      <w:proofErr w:type="spellStart"/>
-      <w:r>
-        <w:t>Cơ</w:t>
-      </w:r>
-      <w:proofErr w:type="spellEnd"/>
-      <w:r>
-        <w:t xml:space="preserve"> delta, </w:t>
-      </w:r>
-      <w:proofErr w:type="spellStart"/>
-      <w:r>
-        <w:t>cơ</w:t>
-      </w:r>
-      <w:proofErr w:type="spellEnd"/>
-      <w:r>
-        <w:t xml:space="preserve"> </w:t>
-      </w:r>
-      <w:proofErr w:type="spellStart"/>
-      <w:r>
-        <w:t>dưới</w:t>
-      </w:r>
-      <w:proofErr w:type="spellEnd"/>
-      <w:r>
-        <w:t xml:space="preserve"> </w:t>
-      </w:r>
-      <w:proofErr w:type="spellStart"/>
-      <w:r>
-        <w:t>vai</w:t>
-      </w:r>
-      <w:proofErr w:type="spellEnd"/>
-      <w:r>
-        <w:t xml:space="preserve">, </w:t>
-      </w:r>
-      <w:proofErr w:type="spellStart"/>
-      <w:r>
-        <w:t>cơ</w:t>
-      </w:r>
-      <w:proofErr w:type="spellEnd"/>
-      <w:r>
-        <w:t xml:space="preserve"> </w:t>
-      </w:r>
-      <w:proofErr w:type="spellStart"/>
-      <w:r>
-        <w:t>ngực</w:t>
-      </w:r>
-      <w:proofErr w:type="spellEnd"/>
-      <w:r>
-        <w:t xml:space="preserve"> </w:t>
-      </w:r>
-      <w:proofErr w:type="spellStart"/>
-      <w:r>
-        <w:t>lớn</w:t>
-      </w:r>
-      <w:proofErr w:type="spellEnd"/>
-      <w:r>
-        <w:t xml:space="preserve"> </w:t>
-      </w:r>
-      <w:proofErr w:type="spellStart"/>
-      <w:r>
-        <w:t>và</w:t>
-      </w:r>
-      <w:proofErr w:type="spellEnd"/>
-      <w:r>
-        <w:t xml:space="preserve"> </w:t>
-      </w:r>
-      <w:proofErr w:type="spellStart"/>
-      <w:r>
-        <w:t>đai</w:t>
-      </w:r>
-      <w:proofErr w:type="spellEnd"/>
-      <w:r>
-        <w:t xml:space="preserve"> </w:t>
-      </w:r>
-      <w:proofErr w:type="spellStart"/>
-      <w:r>
-        <w:t>bả</w:t>
-      </w:r>
-      <w:proofErr w:type="spellEnd"/>
-      <w:r>
-        <w:t xml:space="preserve"> </w:t>
-      </w:r>
-      <w:proofErr w:type="spellStart"/>
-      <w:r>
-        <w:t>vai</w:t>
-      </w:r>
-      <w:proofErr w:type="spellEnd"/>
-      <w:r>
-        <w:t>.</w:t>
-      </w:r>
-    </w:p>
-    <w:p>
-      <w:pPr>
-        <w:numPr>
-          <w:ilvl w:val="0"/>
-          <w:numId w:val="10"/>
-        </w:numPr>
-      </w:pPr>
-      <w:proofErr w:type="spellStart"/>
-      <w:r>
-        <w:rPr>
-          <w:b/>
-          <w:bCs/>
-        </w:rPr>
-        <w:t>Hiệu</w:t>
-      </w:r>
-      <w:proofErr w:type="spellEnd"/>
-      <w:r>
-        <w:rPr>
-          <w:b/>
-          <w:bCs/>
-        </w:rPr>
-        <w:t xml:space="preserve"> </w:t>
-      </w:r>
-      <w:proofErr w:type="spellStart"/>
-      <w:r>
-        <w:rPr>
-          <w:b/>
-          <w:bCs/>
-        </w:rPr>
-        <w:t>quả</w:t>
-      </w:r>
-      <w:proofErr w:type="spellEnd"/>
-      <w:r>
-        <w:rPr>
-          <w:b/>
-          <w:bCs/>
-        </w:rPr>
-        <w:t xml:space="preserve"> y khoa </w:t>
-      </w:r>
-      <w:proofErr w:type="spellStart"/>
-      <w:r>
-        <w:rPr>
-          <w:b/>
-          <w:bCs/>
-        </w:rPr>
-        <w:t>cho</w:t>
-      </w:r>
-      <w:proofErr w:type="spellEnd"/>
-      <w:r>
-        <w:rPr>
-          <w:b/>
-          <w:bCs/>
-        </w:rPr>
-        <w:t xml:space="preserve"> </w:t>
-      </w:r>
-      <w:proofErr w:type="spellStart"/>
-      <w:r>
-        <w:rPr>
-          <w:b/>
-          <w:bCs/>
-        </w:rPr>
-        <w:t>người</w:t>
-      </w:r>
-      <w:proofErr w:type="spellEnd"/>
-      <w:r>
-        <w:rPr>
-          <w:b/>
-          <w:bCs/>
-        </w:rPr>
-        <w:t xml:space="preserve"> </w:t>
-      </w:r>
-      <w:proofErr w:type="spellStart"/>
-      <w:r>
-        <w:rPr>
-          <w:b/>
-          <w:bCs/>
-        </w:rPr>
-        <w:t>già</w:t>
-      </w:r>
-      <w:proofErr w:type="spellEnd"/>
-      <w:r>
-        <w:rPr>
-          <w:b/>
-          <w:bCs/>
-        </w:rPr>
-        <w:t xml:space="preserve"> </w:t>
-      </w:r>
-      <w:proofErr w:type="spellStart"/>
-      <w:r>
-        <w:rPr>
-          <w:b/>
-          <w:bCs/>
-        </w:rPr>
-        <w:t>thoái</w:t>
-      </w:r>
-      <w:proofErr w:type="spellEnd"/>
-      <w:r>
-        <w:rPr>
-          <w:b/>
-          <w:bCs/>
-        </w:rPr>
-        <w:t xml:space="preserve"> </w:t>
-      </w:r>
-      <w:proofErr w:type="spellStart"/>
-      <w:r>
-        <w:rPr>
-          <w:b/>
-          <w:bCs/>
-        </w:rPr>
-        <w:t>hóa</w:t>
-      </w:r>
-      <w:proofErr w:type="spellEnd"/>
-      <w:r>
-        <w:rPr>
-          <w:b/>
-          <w:bCs/>
-        </w:rPr>
-        <w:t xml:space="preserve"> </w:t>
-      </w:r>
-      <w:proofErr w:type="spellStart"/>
-      <w:r>
-        <w:rPr>
-          <w:b/>
-          <w:bCs/>
-        </w:rPr>
-        <w:t>khớp</w:t>
-      </w:r>
-      <w:proofErr w:type="spellEnd"/>
-      <w:r>
-        <w:rPr>
-          <w:b/>
-          <w:bCs/>
-        </w:rPr>
-        <w:t xml:space="preserve"> </w:t>
-      </w:r>
-      <w:proofErr w:type="spellStart"/>
-      <w:r>
-        <w:rPr>
-          <w:b/>
-          <w:bCs/>
-        </w:rPr>
-        <w:t>vai</w:t>
-      </w:r>
-      <w:proofErr w:type="spellEnd"/>
-      <w:r>
-        <w:rPr>
-          <w:b/>
-          <w:bCs/>
-        </w:rPr>
-        <w:t>:</w:t>
-      </w:r>
-    </w:p>
-    <w:p>
-      <w:pPr>
-        <w:numPr>
-          <w:ilvl w:val="1"/>
-          <w:numId w:val="10"/>
-        </w:numPr>
-      </w:pPr>
-      <w:proofErr w:type="spellStart"/>
-      <w:r>
-        <w:t>Bức</w:t>
-      </w:r>
-      <w:proofErr w:type="spellEnd"/>
-      <w:r>
-        <w:t xml:space="preserve"> </w:t>
-      </w:r>
-      <w:proofErr w:type="spellStart"/>
-      <w:r>
-        <w:t>tường</w:t>
-      </w:r>
-      <w:proofErr w:type="spellEnd"/>
-      <w:r>
-        <w:t xml:space="preserve"> </w:t>
-      </w:r>
-      <w:proofErr w:type="spellStart"/>
-      <w:r>
-        <w:t>hoạt</w:t>
-      </w:r>
-      <w:proofErr w:type="spellEnd"/>
-      <w:r>
-        <w:t xml:space="preserve"> </w:t>
-      </w:r>
-      <w:proofErr w:type="spellStart"/>
-      <w:r>
-        <w:t>động</w:t>
-      </w:r>
-      <w:proofErr w:type="spellEnd"/>
-      <w:r>
-        <w:t xml:space="preserve"> </w:t>
-      </w:r>
-      <w:proofErr w:type="spellStart"/>
-      <w:r>
-        <w:t>như</w:t>
-      </w:r>
-      <w:proofErr w:type="spellEnd"/>
-      <w:r>
-        <w:t xml:space="preserve"> </w:t>
-      </w:r>
-      <w:proofErr w:type="spellStart"/>
-      <w:r>
-        <w:t>một</w:t>
-      </w:r>
-      <w:proofErr w:type="spellEnd"/>
-      <w:r>
-        <w:t xml:space="preserve"> </w:t>
-      </w:r>
-      <w:proofErr w:type="spellStart"/>
-      <w:r>
-        <w:rPr>
-          <w:b/>
-          <w:bCs/>
-        </w:rPr>
-        <w:t>điểm</w:t>
-      </w:r>
-      <w:proofErr w:type="spellEnd"/>
-      <w:r>
-        <w:rPr>
-          <w:b/>
-          <w:bCs/>
-        </w:rPr>
-        <w:t xml:space="preserve"> </w:t>
-      </w:r>
-      <w:proofErr w:type="spellStart"/>
-      <w:r>
-        <w:rPr>
-          <w:b/>
-          <w:bCs/>
-        </w:rPr>
-        <w:t>tựa</w:t>
-      </w:r>
-      <w:proofErr w:type="spellEnd"/>
-      <w:r>
-        <w:rPr>
-          <w:b/>
-          <w:bCs/>
-        </w:rPr>
-        <w:t xml:space="preserve"> </w:t>
-      </w:r>
-      <w:proofErr w:type="spellStart"/>
-      <w:r>
-        <w:rPr>
-          <w:b/>
-          <w:bCs/>
-        </w:rPr>
-        <w:t>cảm</w:t>
-      </w:r>
-      <w:proofErr w:type="spellEnd"/>
-      <w:r>
-        <w:rPr>
-          <w:b/>
-          <w:bCs/>
-        </w:rPr>
-        <w:t xml:space="preserve"> </w:t>
-      </w:r>
-      <w:proofErr w:type="spellStart"/>
-      <w:r>
-        <w:rPr>
-          <w:b/>
-          <w:bCs/>
-        </w:rPr>
-        <w:t>giác</w:t>
-      </w:r>
-      <w:proofErr w:type="spellEnd"/>
-      <w:r>
-        <w:t xml:space="preserve">, </w:t>
-      </w:r>
-      <w:proofErr w:type="spellStart"/>
-      <w:r>
-        <w:t>giúp</w:t>
-      </w:r>
-      <w:proofErr w:type="spellEnd"/>
-      <w:r>
-        <w:t xml:space="preserve"> </w:t>
-      </w:r>
-      <w:proofErr w:type="spellStart"/>
-      <w:r>
-        <w:t>cố</w:t>
-      </w:r>
-      <w:proofErr w:type="spellEnd"/>
-      <w:r>
-        <w:t xml:space="preserve"> </w:t>
-      </w:r>
-      <w:proofErr w:type="spellStart"/>
-      <w:r>
-        <w:t>định</w:t>
-      </w:r>
-      <w:proofErr w:type="spellEnd"/>
-      <w:r>
-        <w:t xml:space="preserve"> </w:t>
-      </w:r>
-      <w:proofErr w:type="spellStart"/>
-      <w:r>
-        <w:t>trục</w:t>
-      </w:r>
-      <w:proofErr w:type="spellEnd"/>
-      <w:r>
-        <w:t xml:space="preserve"> </w:t>
-      </w:r>
-      <w:proofErr w:type="spellStart"/>
-      <w:r>
-        <w:t>cột</w:t>
-      </w:r>
-      <w:proofErr w:type="spellEnd"/>
-      <w:r>
-        <w:t xml:space="preserve"> </w:t>
-      </w:r>
-      <w:proofErr w:type="spellStart"/>
-      <w:r>
-        <w:t>sống</w:t>
-      </w:r>
-      <w:proofErr w:type="spellEnd"/>
-      <w:r>
-        <w:t xml:space="preserve"> </w:t>
-      </w:r>
-      <w:proofErr w:type="spellStart"/>
-      <w:r>
-        <w:t>cổ</w:t>
-      </w:r>
-      <w:proofErr w:type="spellEnd"/>
-      <w:r>
-        <w:t xml:space="preserve"> - </w:t>
-      </w:r>
-      <w:proofErr w:type="spellStart"/>
-      <w:r>
-        <w:t>lưng</w:t>
-      </w:r>
-      <w:proofErr w:type="spellEnd"/>
-      <w:r>
-        <w:t xml:space="preserve">, </w:t>
-      </w:r>
-      <w:proofErr w:type="spellStart"/>
-      <w:r>
-        <w:t>ngăn</w:t>
-      </w:r>
-      <w:proofErr w:type="spellEnd"/>
-      <w:r>
-        <w:t xml:space="preserve"> </w:t>
-      </w:r>
-      <w:proofErr w:type="spellStart"/>
-      <w:r>
-        <w:t>chặn</w:t>
-      </w:r>
-      <w:proofErr w:type="spellEnd"/>
-      <w:r>
-        <w:t xml:space="preserve"> </w:t>
-      </w:r>
-      <w:proofErr w:type="spellStart"/>
-      <w:r>
-        <w:t>các</w:t>
-      </w:r>
-      <w:proofErr w:type="spellEnd"/>
-      <w:r>
-        <w:t xml:space="preserve"> "</w:t>
-      </w:r>
-      <w:proofErr w:type="spellStart"/>
-      <w:r>
-        <w:t>mẫu</w:t>
-      </w:r>
-      <w:proofErr w:type="spellEnd"/>
-      <w:r>
-        <w:t xml:space="preserve"> </w:t>
-      </w:r>
-      <w:proofErr w:type="spellStart"/>
-      <w:r>
-        <w:t>cử</w:t>
-      </w:r>
-      <w:proofErr w:type="spellEnd"/>
-      <w:r>
-        <w:t xml:space="preserve"> </w:t>
-      </w:r>
-      <w:proofErr w:type="spellStart"/>
-      <w:r>
-        <w:t>động</w:t>
-      </w:r>
-      <w:proofErr w:type="spellEnd"/>
-      <w:r>
-        <w:t xml:space="preserve"> </w:t>
-      </w:r>
-      <w:proofErr w:type="spellStart"/>
-      <w:r>
-        <w:t>đền</w:t>
-      </w:r>
-      <w:proofErr w:type="spellEnd"/>
-      <w:r>
-        <w:t xml:space="preserve"> </w:t>
-      </w:r>
-      <w:proofErr w:type="spellStart"/>
-      <w:r>
-        <w:t>bù</w:t>
-      </w:r>
-      <w:proofErr w:type="spellEnd"/>
-      <w:r>
-        <w:t xml:space="preserve">" </w:t>
-      </w:r>
-      <w:proofErr w:type="spellStart"/>
-      <w:r>
-        <w:t>lệch</w:t>
-      </w:r>
-      <w:proofErr w:type="spellEnd"/>
-      <w:r>
-        <w:t xml:space="preserve"> </w:t>
-      </w:r>
-      <w:proofErr w:type="spellStart"/>
-      <w:r>
-        <w:t>lạc</w:t>
-      </w:r>
-      <w:proofErr w:type="spellEnd"/>
-      <w:r>
-        <w:t xml:space="preserve"> ở </w:t>
-      </w:r>
-      <w:proofErr w:type="spellStart"/>
-      <w:r>
-        <w:t>người</w:t>
-      </w:r>
-      <w:proofErr w:type="spellEnd"/>
-      <w:r>
-        <w:t xml:space="preserve"> </w:t>
-      </w:r>
-      <w:proofErr w:type="spellStart"/>
-      <w:r>
-        <w:t>già</w:t>
-      </w:r>
-      <w:proofErr w:type="spellEnd"/>
-      <w:r>
-        <w:t xml:space="preserve"> (</w:t>
-      </w:r>
-      <w:proofErr w:type="spellStart"/>
-      <w:r>
-        <w:t>như</w:t>
-      </w:r>
-      <w:proofErr w:type="spellEnd"/>
-      <w:r>
-        <w:t xml:space="preserve"> </w:t>
-      </w:r>
-      <w:proofErr w:type="spellStart"/>
-      <w:r>
-        <w:t>ưỡn</w:t>
-      </w:r>
-      <w:proofErr w:type="spellEnd"/>
-      <w:r>
-        <w:t xml:space="preserve"> </w:t>
-      </w:r>
-      <w:proofErr w:type="spellStart"/>
-      <w:r>
-        <w:t>lưng</w:t>
-      </w:r>
-      <w:proofErr w:type="spellEnd"/>
-      <w:r>
-        <w:t xml:space="preserve"> </w:t>
-      </w:r>
-      <w:proofErr w:type="spellStart"/>
-      <w:r>
-        <w:t>quá</w:t>
-      </w:r>
-      <w:proofErr w:type="spellEnd"/>
-      <w:r>
-        <w:t xml:space="preserve"> </w:t>
-      </w:r>
-      <w:proofErr w:type="spellStart"/>
-      <w:r>
-        <w:t>đà</w:t>
-      </w:r>
-      <w:proofErr w:type="spellEnd"/>
-      <w:r>
-        <w:t xml:space="preserve"> </w:t>
-      </w:r>
-      <w:proofErr w:type="spellStart"/>
-      <w:r>
-        <w:t>hoặc</w:t>
-      </w:r>
-      <w:proofErr w:type="spellEnd"/>
-      <w:r>
-        <w:t xml:space="preserve"> </w:t>
-      </w:r>
-      <w:proofErr w:type="spellStart"/>
-      <w:r>
-        <w:t>nhún</w:t>
-      </w:r>
-      <w:proofErr w:type="spellEnd"/>
-      <w:r>
-        <w:t xml:space="preserve"> </w:t>
-      </w:r>
-      <w:proofErr w:type="spellStart"/>
-      <w:r>
-        <w:t>vai</w:t>
-      </w:r>
-      <w:proofErr w:type="spellEnd"/>
-      <w:r>
-        <w:t xml:space="preserve"> </w:t>
-      </w:r>
-      <w:proofErr w:type="spellStart"/>
-      <w:r>
-        <w:t>khi</w:t>
-      </w:r>
-      <w:proofErr w:type="spellEnd"/>
-      <w:r>
-        <w:t xml:space="preserve"> </w:t>
-      </w:r>
-      <w:proofErr w:type="spellStart"/>
-      <w:r>
-        <w:t>giơ</w:t>
-      </w:r>
-      <w:proofErr w:type="spellEnd"/>
-      <w:r>
-        <w:t xml:space="preserve"> </w:t>
-      </w:r>
-      <w:proofErr w:type="spellStart"/>
-      <w:r>
-        <w:t>tay</w:t>
-      </w:r>
-      <w:proofErr w:type="spellEnd"/>
-      <w:r>
-        <w:t>).</w:t>
-      </w:r>
-    </w:p>
-    <w:p>
-      <w:pPr>
-        <w:numPr>
-          <w:ilvl w:val="1"/>
-          <w:numId w:val="10"/>
-        </w:numPr>
-      </w:pPr>
-      <w:proofErr w:type="spellStart"/>
-      <w:r>
-        <w:t>Động</w:t>
-      </w:r>
-      <w:proofErr w:type="spellEnd"/>
-      <w:r>
-        <w:t xml:space="preserve"> </w:t>
-      </w:r>
-      <w:proofErr w:type="spellStart"/>
-      <w:r>
-        <w:t>tác</w:t>
-      </w:r>
-      <w:proofErr w:type="spellEnd"/>
-      <w:r>
-        <w:t xml:space="preserve"> </w:t>
-      </w:r>
-      <w:proofErr w:type="spellStart"/>
-      <w:r>
-        <w:t>vươn</w:t>
-      </w:r>
-      <w:proofErr w:type="spellEnd"/>
-      <w:r>
-        <w:t xml:space="preserve"> </w:t>
-      </w:r>
-      <w:proofErr w:type="spellStart"/>
-      <w:r>
-        <w:t>áp</w:t>
-      </w:r>
-      <w:proofErr w:type="spellEnd"/>
-      <w:r>
-        <w:t xml:space="preserve"> </w:t>
-      </w:r>
-      <w:proofErr w:type="spellStart"/>
-      <w:r>
-        <w:t>tường</w:t>
-      </w:r>
-      <w:proofErr w:type="spellEnd"/>
-      <w:r>
-        <w:t xml:space="preserve"> </w:t>
-      </w:r>
-      <w:proofErr w:type="spellStart"/>
-      <w:r>
-        <w:t>giúp</w:t>
-      </w:r>
-      <w:proofErr w:type="spellEnd"/>
-      <w:r>
-        <w:t xml:space="preserve"> </w:t>
-      </w:r>
-      <w:proofErr w:type="spellStart"/>
-      <w:r>
-        <w:t>tăng</w:t>
-      </w:r>
-      <w:proofErr w:type="spellEnd"/>
-      <w:r>
-        <w:t xml:space="preserve"> </w:t>
-      </w:r>
-      <w:proofErr w:type="spellStart"/>
-      <w:r>
-        <w:t>dần</w:t>
-      </w:r>
-      <w:proofErr w:type="spellEnd"/>
-      <w:r>
-        <w:t xml:space="preserve"> </w:t>
-      </w:r>
-      <w:proofErr w:type="spellStart"/>
-      <w:r>
-        <w:rPr>
-          <w:b/>
-          <w:bCs/>
-        </w:rPr>
-        <w:t>tầm</w:t>
-      </w:r>
-      <w:proofErr w:type="spellEnd"/>
-      <w:r>
-        <w:rPr>
-          <w:b/>
-          <w:bCs/>
-        </w:rPr>
-        <w:t xml:space="preserve"> </w:t>
-      </w:r>
-      <w:proofErr w:type="spellStart"/>
-      <w:r>
-        <w:rPr>
-          <w:b/>
-          <w:bCs/>
-        </w:rPr>
-        <w:t>vận</w:t>
-      </w:r>
-      <w:proofErr w:type="spellEnd"/>
-      <w:r>
-        <w:rPr>
-          <w:b/>
-          <w:bCs/>
-        </w:rPr>
-        <w:t xml:space="preserve"> </w:t>
-      </w:r>
-      <w:proofErr w:type="spellStart"/>
-      <w:r>
-        <w:rPr>
-          <w:b/>
-          <w:bCs/>
-        </w:rPr>
-        <w:t>động</w:t>
-      </w:r>
-      <w:proofErr w:type="spellEnd"/>
-      <w:r>
-        <w:rPr>
-          <w:b/>
-          <w:bCs/>
-        </w:rPr>
-        <w:t xml:space="preserve"> (ROM)</w:t>
-      </w:r>
-      <w:r>
-        <w:t xml:space="preserve"> </w:t>
-      </w:r>
-      <w:proofErr w:type="spellStart"/>
-      <w:r>
-        <w:t>dạng</w:t>
-      </w:r>
-      <w:proofErr w:type="spellEnd"/>
-      <w:r>
-        <w:t xml:space="preserve"> </w:t>
-      </w:r>
-      <w:proofErr w:type="spellStart"/>
-      <w:r>
-        <w:t>vai</w:t>
-      </w:r>
-      <w:proofErr w:type="spellEnd"/>
-      <w:r>
-        <w:t xml:space="preserve"> </w:t>
-      </w:r>
-      <w:proofErr w:type="spellStart"/>
-      <w:r>
-        <w:t>và</w:t>
-      </w:r>
-      <w:proofErr w:type="spellEnd"/>
-      <w:r>
-        <w:t xml:space="preserve"> </w:t>
-      </w:r>
-      <w:proofErr w:type="spellStart"/>
-      <w:r>
-        <w:t>xoay</w:t>
-      </w:r>
-      <w:proofErr w:type="spellEnd"/>
-      <w:r>
-        <w:t xml:space="preserve"> </w:t>
-      </w:r>
-      <w:proofErr w:type="spellStart"/>
-      <w:r>
-        <w:t>ngoài</w:t>
-      </w:r>
-      <w:proofErr w:type="spellEnd"/>
-      <w:r>
-        <w:t xml:space="preserve"> — </w:t>
-      </w:r>
-      <w:proofErr w:type="spellStart"/>
-      <w:r>
-        <w:t>đây</w:t>
-      </w:r>
-      <w:proofErr w:type="spellEnd"/>
-      <w:r>
-        <w:t xml:space="preserve"> </w:t>
-      </w:r>
-      <w:proofErr w:type="spellStart"/>
-      <w:r>
-        <w:t>là</w:t>
-      </w:r>
-      <w:proofErr w:type="spellEnd"/>
-      <w:r>
-        <w:t xml:space="preserve"> </w:t>
-      </w:r>
-      <w:proofErr w:type="spellStart"/>
-      <w:r>
-        <w:t>hai</w:t>
-      </w:r>
-      <w:proofErr w:type="spellEnd"/>
-      <w:r>
-        <w:t xml:space="preserve"> </w:t>
-      </w:r>
-      <w:proofErr w:type="spellStart"/>
-      <w:r>
-        <w:t>biên</w:t>
-      </w:r>
-      <w:proofErr w:type="spellEnd"/>
-      <w:r>
-        <w:t xml:space="preserve"> </w:t>
-      </w:r>
-      <w:proofErr w:type="spellStart"/>
-      <w:r>
-        <w:t>độ</w:t>
-      </w:r>
-      <w:proofErr w:type="spellEnd"/>
-      <w:r>
-        <w:t xml:space="preserve"> </w:t>
-      </w:r>
-      <w:proofErr w:type="spellStart"/>
-      <w:r>
-        <w:t>vận</w:t>
-      </w:r>
-      <w:proofErr w:type="spellEnd"/>
-      <w:r>
-        <w:t xml:space="preserve"> </w:t>
-      </w:r>
-      <w:proofErr w:type="spellStart"/>
-      <w:r>
-        <w:t>động</w:t>
-      </w:r>
-      <w:proofErr w:type="spellEnd"/>
-      <w:r>
-        <w:t xml:space="preserve"> </w:t>
-      </w:r>
-      <w:proofErr w:type="spellStart"/>
-      <w:r>
-        <w:t>bị</w:t>
-      </w:r>
-      <w:proofErr w:type="spellEnd"/>
-      <w:r>
-        <w:t xml:space="preserve"> </w:t>
-      </w:r>
-      <w:proofErr w:type="spellStart"/>
-      <w:r>
-        <w:t>suy</w:t>
-      </w:r>
-      <w:proofErr w:type="spellEnd"/>
-      <w:r>
-        <w:t xml:space="preserve"> </w:t>
-      </w:r>
-      <w:proofErr w:type="spellStart"/>
-      <w:r>
-        <w:t>giảm</w:t>
-      </w:r>
-      <w:proofErr w:type="spellEnd"/>
-      <w:r>
-        <w:t xml:space="preserve"> </w:t>
-      </w:r>
-      <w:proofErr w:type="spellStart"/>
-      <w:r>
-        <w:t>nghiêm</w:t>
-      </w:r>
-      <w:proofErr w:type="spellEnd"/>
-      <w:r>
-        <w:t xml:space="preserve"> </w:t>
-      </w:r>
-      <w:proofErr w:type="spellStart"/>
-      <w:r>
-        <w:t>trọng</w:t>
-      </w:r>
-      <w:proofErr w:type="spellEnd"/>
-      <w:r>
-        <w:t xml:space="preserve"> </w:t>
-      </w:r>
-      <w:proofErr w:type="spellStart"/>
-      <w:r>
-        <w:t>nhất</w:t>
-      </w:r>
-      <w:proofErr w:type="spellEnd"/>
-      <w:r>
-        <w:t xml:space="preserve"> do gai </w:t>
-      </w:r>
-      <w:proofErr w:type="spellStart"/>
-      <w:r>
-        <w:t>xương</w:t>
-      </w:r>
-      <w:proofErr w:type="spellEnd"/>
-      <w:r>
-        <w:t xml:space="preserve"> </w:t>
-      </w:r>
-      <w:proofErr w:type="spellStart"/>
-      <w:r>
-        <w:t>hoặc</w:t>
-      </w:r>
-      <w:proofErr w:type="spellEnd"/>
-      <w:r>
-        <w:t xml:space="preserve"> </w:t>
-      </w:r>
-      <w:proofErr w:type="spellStart"/>
-      <w:r>
-        <w:t>dính</w:t>
-      </w:r>
-      <w:proofErr w:type="spellEnd"/>
-      <w:r>
-        <w:t xml:space="preserve"> </w:t>
-      </w:r>
-      <w:proofErr w:type="spellStart"/>
-      <w:r>
-        <w:t>khớp</w:t>
-      </w:r>
-      <w:proofErr w:type="spellEnd"/>
-      <w:r>
-        <w:t xml:space="preserve"> </w:t>
-      </w:r>
-      <w:proofErr w:type="spellStart"/>
-      <w:r>
-        <w:t>vai</w:t>
-      </w:r>
-      <w:proofErr w:type="spellEnd"/>
-      <w:r>
-        <w:t xml:space="preserve"> ở </w:t>
-      </w:r>
-      <w:proofErr w:type="spellStart"/>
-      <w:r>
-        <w:t>người</w:t>
-      </w:r>
-      <w:proofErr w:type="spellEnd"/>
-      <w:r>
-        <w:t xml:space="preserve"> </w:t>
-      </w:r>
-      <w:proofErr w:type="spellStart"/>
-      <w:r>
-        <w:t>cao</w:t>
-      </w:r>
-      <w:proofErr w:type="spellEnd"/>
-      <w:r>
-        <w:t xml:space="preserve"> </w:t>
-      </w:r>
-      <w:proofErr w:type="spellStart"/>
-      <w:r>
-        <w:t>tuổi</w:t>
-      </w:r>
-      <w:proofErr w:type="spellEnd"/>
-      <w:r>
-        <w:t>.</w:t>
-      </w:r>
-    </w:p>
-    <w:p>
-      <w:pPr>
-        <w:rPr>
-          <w:b/>
-          <w:bCs/>
-        </w:rPr>
-      </w:pPr>
-      <w:r>
-        <w:rPr>
-          <w:b/>
-          <w:bCs/>
-        </w:rPr>
-        <w:t xml:space="preserve">4. </w:t>
-      </w:r>
-      <w:proofErr w:type="spellStart"/>
-      <w:r>
-        <w:rPr>
-          <w:b/>
-          <w:bCs/>
-        </w:rPr>
-        <w:t>Bài</w:t>
-      </w:r>
-      <w:proofErr w:type="spellEnd"/>
-      <w:r>
-        <w:rPr>
-          <w:b/>
-          <w:bCs/>
-        </w:rPr>
-        <w:t xml:space="preserve"> </w:t>
-      </w:r>
-      <w:proofErr w:type="spellStart"/>
-      <w:r>
-        <w:rPr>
-          <w:b/>
-          <w:bCs/>
-        </w:rPr>
-        <w:t>tập</w:t>
-      </w:r>
-      <w:proofErr w:type="spellEnd"/>
-      <w:r>
-        <w:rPr>
-          <w:b/>
-          <w:bCs/>
-        </w:rPr>
-        <w:t xml:space="preserve"> </w:t>
-      </w:r>
-      <w:proofErr w:type="spellStart"/>
-      <w:r>
-        <w:rPr>
-          <w:b/>
-          <w:bCs/>
-        </w:rPr>
-        <w:t>khép</w:t>
-      </w:r>
-      <w:proofErr w:type="spellEnd"/>
-      <w:r>
-        <w:rPr>
-          <w:b/>
-          <w:bCs/>
-        </w:rPr>
-        <w:t xml:space="preserve"> </w:t>
-      </w:r>
-      <w:proofErr w:type="spellStart"/>
-      <w:r>
-        <w:rPr>
-          <w:b/>
-          <w:bCs/>
-        </w:rPr>
-        <w:t>ngang</w:t>
-      </w:r>
-      <w:proofErr w:type="spellEnd"/>
-      <w:r>
-        <w:rPr>
-          <w:b/>
-          <w:bCs/>
-        </w:rPr>
-        <w:t xml:space="preserve"> </w:t>
-      </w:r>
-      <w:proofErr w:type="spellStart"/>
-      <w:r>
-        <w:rPr>
-          <w:b/>
-          <w:bCs/>
-        </w:rPr>
-        <w:t>khớp</w:t>
-      </w:r>
-      <w:proofErr w:type="spellEnd"/>
-      <w:r>
-        <w:rPr>
-          <w:b/>
-          <w:bCs/>
-        </w:rPr>
-        <w:t xml:space="preserve"> </w:t>
-      </w:r>
-      <w:proofErr w:type="spellStart"/>
-      <w:r>
-        <w:rPr>
-          <w:b/>
-          <w:bCs/>
-        </w:rPr>
-        <w:t>vai</w:t>
-      </w:r>
-      <w:proofErr w:type="spellEnd"/>
-      <w:r>
-        <w:rPr>
-          <w:b/>
-          <w:bCs/>
-        </w:rPr>
-        <w:t xml:space="preserve"> (</w:t>
-      </w:r>
-      <w:r>
-        <w:rPr>
-          <w:b/>
-          <w:bCs/>
-          <w:i/>
-          <w:iCs/>
-        </w:rPr>
-        <w:t>Horizontal Shoulder Adduction</w:t>
-      </w:r>
-      <w:r>
-        <w:rPr>
-          <w:b/>
-          <w:bCs/>
-        </w:rPr>
-        <w:t>)</w:t>
-      </w:r>
-    </w:p>
-    <w:p>
-      <w:pPr>
-        <w:numPr>
-          <w:ilvl w:val="0"/>
-          <w:numId w:val="11"/>
-        </w:numPr>
-      </w:pPr>
-      <w:proofErr w:type="spellStart"/>
-      <w:r>
-        <w:rPr>
-          <w:b/>
-          <w:bCs/>
-        </w:rPr>
-        <w:t>Cơ</w:t>
-      </w:r>
-      <w:proofErr w:type="spellEnd"/>
-      <w:r>
-        <w:rPr>
-          <w:b/>
-          <w:bCs/>
-        </w:rPr>
-        <w:t xml:space="preserve"> </w:t>
-      </w:r>
-      <w:proofErr w:type="spellStart"/>
-      <w:r>
-        <w:rPr>
-          <w:b/>
-          <w:bCs/>
-        </w:rPr>
-        <w:t>chế</w:t>
-      </w:r>
-      <w:proofErr w:type="spellEnd"/>
-      <w:r>
-        <w:rPr>
-          <w:b/>
-          <w:bCs/>
-        </w:rPr>
-        <w:t xml:space="preserve"> &amp; </w:t>
-      </w:r>
-      <w:proofErr w:type="spellStart"/>
-      <w:r>
-        <w:rPr>
-          <w:b/>
-          <w:bCs/>
-        </w:rPr>
-        <w:t>Nhóm</w:t>
-      </w:r>
-      <w:proofErr w:type="spellEnd"/>
-      <w:r>
-        <w:rPr>
-          <w:b/>
-          <w:bCs/>
-        </w:rPr>
-        <w:t xml:space="preserve"> </w:t>
-      </w:r>
-      <w:proofErr w:type="spellStart"/>
-      <w:r>
-        <w:rPr>
-          <w:b/>
-          <w:bCs/>
-        </w:rPr>
-        <w:t>cơ</w:t>
-      </w:r>
-      <w:proofErr w:type="spellEnd"/>
-      <w:r>
-        <w:rPr>
-          <w:b/>
-          <w:bCs/>
-        </w:rPr>
-        <w:t xml:space="preserve"> </w:t>
-      </w:r>
-      <w:proofErr w:type="spellStart"/>
-      <w:r>
-        <w:rPr>
-          <w:b/>
-          <w:bCs/>
-        </w:rPr>
-        <w:t>tác</w:t>
-      </w:r>
-      <w:proofErr w:type="spellEnd"/>
-      <w:r>
-        <w:rPr>
-          <w:b/>
-          <w:bCs/>
-        </w:rPr>
-        <w:t xml:space="preserve"> </w:t>
-      </w:r>
-      <w:proofErr w:type="spellStart"/>
-      <w:r>
-        <w:rPr>
-          <w:b/>
-          <w:bCs/>
-        </w:rPr>
-        <w:t>động</w:t>
-      </w:r>
-      <w:proofErr w:type="spellEnd"/>
-      <w:r>
-        <w:rPr>
-          <w:b/>
-          <w:bCs/>
-        </w:rPr>
-        <w:t>:</w:t>
-      </w:r>
-      <w:r>
-        <w:t xml:space="preserve"> </w:t>
-      </w:r>
-      <w:proofErr w:type="spellStart"/>
-      <w:r>
-        <w:t>Cơ</w:t>
-      </w:r>
-      <w:proofErr w:type="spellEnd"/>
-      <w:r>
-        <w:t xml:space="preserve"> </w:t>
-      </w:r>
-      <w:proofErr w:type="spellStart"/>
-      <w:r>
-        <w:t>ngực</w:t>
-      </w:r>
-      <w:proofErr w:type="spellEnd"/>
-      <w:r>
-        <w:t xml:space="preserve"> </w:t>
-      </w:r>
-      <w:proofErr w:type="spellStart"/>
-      <w:r>
-        <w:t>lớn</w:t>
-      </w:r>
-      <w:proofErr w:type="spellEnd"/>
-      <w:r>
-        <w:t xml:space="preserve">, </w:t>
-      </w:r>
-      <w:proofErr w:type="spellStart"/>
-      <w:r>
-        <w:t>cơ</w:t>
-      </w:r>
-      <w:proofErr w:type="spellEnd"/>
-      <w:r>
-        <w:t xml:space="preserve"> delta </w:t>
-      </w:r>
-      <w:proofErr w:type="spellStart"/>
-      <w:r>
-        <w:t>trước</w:t>
-      </w:r>
-      <w:proofErr w:type="spellEnd"/>
-      <w:r>
-        <w:t xml:space="preserve"> </w:t>
-      </w:r>
-      <w:proofErr w:type="spellStart"/>
-      <w:r>
-        <w:t>và</w:t>
-      </w:r>
-      <w:proofErr w:type="spellEnd"/>
-      <w:r>
-        <w:t xml:space="preserve"> </w:t>
-      </w:r>
-      <w:proofErr w:type="spellStart"/>
-      <w:r>
-        <w:t>cơ</w:t>
-      </w:r>
-      <w:proofErr w:type="spellEnd"/>
-      <w:r>
-        <w:t xml:space="preserve"> </w:t>
-      </w:r>
-      <w:proofErr w:type="spellStart"/>
-      <w:r>
-        <w:t>quạ</w:t>
-      </w:r>
-      <w:proofErr w:type="spellEnd"/>
-      <w:r>
-        <w:t xml:space="preserve"> - </w:t>
-      </w:r>
-      <w:proofErr w:type="spellStart"/>
-      <w:r>
-        <w:t>cánh</w:t>
-      </w:r>
-      <w:proofErr w:type="spellEnd"/>
-      <w:r>
-        <w:t xml:space="preserve"> </w:t>
-      </w:r>
-      <w:proofErr w:type="spellStart"/>
-      <w:r>
-        <w:t>tay</w:t>
-      </w:r>
-      <w:proofErr w:type="spellEnd"/>
-      <w:r>
-        <w:t>.</w:t>
-      </w:r>
-    </w:p>
-    <w:p>
-      <w:pPr>
-        <w:numPr>
-          <w:ilvl w:val="0"/>
-          <w:numId w:val="11"/>
-        </w:numPr>
-      </w:pPr>
-      <w:proofErr w:type="spellStart"/>
-      <w:r>
-        <w:rPr>
-          <w:b/>
-          <w:bCs/>
-        </w:rPr>
-        <w:t>Hiệu</w:t>
-      </w:r>
-      <w:proofErr w:type="spellEnd"/>
-      <w:r>
-        <w:rPr>
-          <w:b/>
-          <w:bCs/>
-        </w:rPr>
-        <w:t xml:space="preserve"> </w:t>
-      </w:r>
-      <w:proofErr w:type="spellStart"/>
-      <w:r>
-        <w:rPr>
-          <w:b/>
-          <w:bCs/>
-        </w:rPr>
-        <w:t>quả</w:t>
-      </w:r>
-      <w:proofErr w:type="spellEnd"/>
-      <w:r>
-        <w:rPr>
-          <w:b/>
-          <w:bCs/>
-        </w:rPr>
-        <w:t xml:space="preserve"> y khoa </w:t>
-      </w:r>
-      <w:proofErr w:type="spellStart"/>
-      <w:r>
-        <w:rPr>
-          <w:b/>
-          <w:bCs/>
-        </w:rPr>
-        <w:t>cho</w:t>
-      </w:r>
-      <w:proofErr w:type="spellEnd"/>
-      <w:r>
-        <w:rPr>
-          <w:b/>
-          <w:bCs/>
-        </w:rPr>
-        <w:t xml:space="preserve"> </w:t>
-      </w:r>
-      <w:proofErr w:type="spellStart"/>
-      <w:r>
-        <w:rPr>
-          <w:b/>
-          <w:bCs/>
-        </w:rPr>
-        <w:t>người</w:t>
-      </w:r>
-      <w:proofErr w:type="spellEnd"/>
-      <w:r>
-        <w:rPr>
-          <w:b/>
-          <w:bCs/>
-        </w:rPr>
-        <w:t xml:space="preserve"> </w:t>
-      </w:r>
-      <w:proofErr w:type="spellStart"/>
-      <w:r>
-        <w:rPr>
-          <w:b/>
-          <w:bCs/>
-        </w:rPr>
-        <w:t>già</w:t>
-      </w:r>
-      <w:proofErr w:type="spellEnd"/>
-      <w:r>
-        <w:rPr>
-          <w:b/>
-          <w:bCs/>
-        </w:rPr>
-        <w:t xml:space="preserve"> </w:t>
-      </w:r>
-      <w:proofErr w:type="spellStart"/>
-      <w:r>
-        <w:rPr>
-          <w:b/>
-          <w:bCs/>
-        </w:rPr>
-        <w:t>thoái</w:t>
-      </w:r>
-      <w:proofErr w:type="spellEnd"/>
-      <w:r>
-        <w:rPr>
-          <w:b/>
-          <w:bCs/>
-        </w:rPr>
-        <w:t xml:space="preserve"> </w:t>
-      </w:r>
-      <w:proofErr w:type="spellStart"/>
-      <w:r>
-        <w:rPr>
-          <w:b/>
-          <w:bCs/>
-        </w:rPr>
-        <w:t>hóa</w:t>
-      </w:r>
-      <w:proofErr w:type="spellEnd"/>
-      <w:r>
-        <w:rPr>
-          <w:b/>
-          <w:bCs/>
-        </w:rPr>
-        <w:t xml:space="preserve"> </w:t>
-      </w:r>
-      <w:proofErr w:type="spellStart"/>
-      <w:r>
-        <w:rPr>
-          <w:b/>
-          <w:bCs/>
-        </w:rPr>
-        <w:t>khớp</w:t>
-      </w:r>
-      <w:proofErr w:type="spellEnd"/>
-      <w:r>
-        <w:rPr>
-          <w:b/>
-          <w:bCs/>
-        </w:rPr>
-        <w:t xml:space="preserve"> </w:t>
-      </w:r>
-      <w:proofErr w:type="spellStart"/>
-      <w:r>
-        <w:rPr>
-          <w:b/>
-          <w:bCs/>
-        </w:rPr>
-        <w:t>vai</w:t>
-      </w:r>
-      <w:proofErr w:type="spellEnd"/>
-      <w:r>
-        <w:rPr>
-          <w:b/>
-          <w:bCs/>
-        </w:rPr>
-        <w:t>:</w:t>
-      </w:r>
-    </w:p>
-    <w:p>
-      <w:pPr>
-        <w:numPr>
-          <w:ilvl w:val="1"/>
-          <w:numId w:val="11"/>
-        </w:numPr>
-      </w:pPr>
-      <w:proofErr w:type="spellStart"/>
-      <w:r>
-        <w:t>Tăng</w:t>
-      </w:r>
-      <w:proofErr w:type="spellEnd"/>
-      <w:r>
-        <w:t xml:space="preserve"> </w:t>
-      </w:r>
-      <w:proofErr w:type="spellStart"/>
-      <w:r>
-        <w:t>cường</w:t>
-      </w:r>
-      <w:proofErr w:type="spellEnd"/>
-      <w:r>
-        <w:t xml:space="preserve"> </w:t>
-      </w:r>
-      <w:proofErr w:type="spellStart"/>
-      <w:r>
-        <w:t>khả</w:t>
-      </w:r>
-      <w:proofErr w:type="spellEnd"/>
-      <w:r>
-        <w:t xml:space="preserve"> </w:t>
-      </w:r>
-      <w:proofErr w:type="spellStart"/>
-      <w:r>
-        <w:t>năng</w:t>
-      </w:r>
-      <w:proofErr w:type="spellEnd"/>
-      <w:r>
-        <w:t xml:space="preserve"> </w:t>
-      </w:r>
-      <w:proofErr w:type="spellStart"/>
-      <w:r>
-        <w:rPr>
-          <w:b/>
-          <w:bCs/>
-        </w:rPr>
-        <w:t>điều</w:t>
-      </w:r>
-      <w:proofErr w:type="spellEnd"/>
-      <w:r>
-        <w:rPr>
-          <w:b/>
-          <w:bCs/>
-        </w:rPr>
-        <w:t xml:space="preserve"> </w:t>
-      </w:r>
-      <w:proofErr w:type="spellStart"/>
-      <w:r>
-        <w:rPr>
-          <w:b/>
-          <w:bCs/>
-        </w:rPr>
-        <w:t>hợp</w:t>
-      </w:r>
-      <w:proofErr w:type="spellEnd"/>
-      <w:r>
-        <w:rPr>
-          <w:b/>
-          <w:bCs/>
-        </w:rPr>
-        <w:t xml:space="preserve"> </w:t>
-      </w:r>
-      <w:proofErr w:type="spellStart"/>
-      <w:r>
-        <w:rPr>
-          <w:b/>
-          <w:bCs/>
-        </w:rPr>
-        <w:t>thần</w:t>
-      </w:r>
-      <w:proofErr w:type="spellEnd"/>
-      <w:r>
-        <w:rPr>
-          <w:b/>
-          <w:bCs/>
-        </w:rPr>
-        <w:t xml:space="preserve"> </w:t>
-      </w:r>
-      <w:proofErr w:type="spellStart"/>
-      <w:r>
-        <w:rPr>
-          <w:b/>
-          <w:bCs/>
-        </w:rPr>
-        <w:t>kinh</w:t>
-      </w:r>
-      <w:proofErr w:type="spellEnd"/>
-      <w:r>
-        <w:rPr>
-          <w:b/>
-          <w:bCs/>
-        </w:rPr>
-        <w:t xml:space="preserve"> - </w:t>
-      </w:r>
-      <w:proofErr w:type="spellStart"/>
-      <w:r>
-        <w:rPr>
-          <w:b/>
-          <w:bCs/>
-        </w:rPr>
-        <w:t>cơ</w:t>
-      </w:r>
-      <w:proofErr w:type="spellEnd"/>
-      <w:r>
-        <w:rPr>
-          <w:b/>
-          <w:bCs/>
-        </w:rPr>
-        <w:t xml:space="preserve"> </w:t>
-      </w:r>
-      <w:proofErr w:type="spellStart"/>
-      <w:r>
-        <w:t>giữa</w:t>
-      </w:r>
-      <w:proofErr w:type="spellEnd"/>
-      <w:r>
-        <w:t xml:space="preserve"> </w:t>
-      </w:r>
-      <w:proofErr w:type="spellStart"/>
-      <w:r>
-        <w:t>nhóm</w:t>
-      </w:r>
-      <w:proofErr w:type="spellEnd"/>
-      <w:r>
-        <w:t xml:space="preserve"> </w:t>
-      </w:r>
-      <w:proofErr w:type="spellStart"/>
-      <w:r>
-        <w:t>cơ</w:t>
-      </w:r>
-      <w:proofErr w:type="spellEnd"/>
-      <w:r>
-        <w:t xml:space="preserve"> </w:t>
-      </w:r>
-      <w:proofErr w:type="spellStart"/>
-      <w:r>
-        <w:t>phía</w:t>
-      </w:r>
-      <w:proofErr w:type="spellEnd"/>
-      <w:r>
-        <w:t xml:space="preserve"> </w:t>
-      </w:r>
-      <w:proofErr w:type="spellStart"/>
-      <w:r>
-        <w:t>trước</w:t>
-      </w:r>
-      <w:proofErr w:type="spellEnd"/>
-      <w:r>
-        <w:t xml:space="preserve"> </w:t>
-      </w:r>
-      <w:proofErr w:type="spellStart"/>
-      <w:r>
-        <w:t>ngực</w:t>
-      </w:r>
-      <w:proofErr w:type="spellEnd"/>
-      <w:r>
-        <w:t xml:space="preserve"> </w:t>
-      </w:r>
-      <w:proofErr w:type="spellStart"/>
-      <w:r>
-        <w:t>và</w:t>
-      </w:r>
-      <w:proofErr w:type="spellEnd"/>
-      <w:r>
-        <w:t xml:space="preserve"> </w:t>
-      </w:r>
-      <w:proofErr w:type="spellStart"/>
-      <w:r>
-        <w:t>nhóm</w:t>
-      </w:r>
-      <w:proofErr w:type="spellEnd"/>
-      <w:r>
-        <w:t xml:space="preserve"> </w:t>
-      </w:r>
-      <w:proofErr w:type="spellStart"/>
-      <w:r>
-        <w:t>cơ</w:t>
-      </w:r>
-      <w:proofErr w:type="spellEnd"/>
-      <w:r>
-        <w:t xml:space="preserve"> bao </w:t>
-      </w:r>
-      <w:proofErr w:type="spellStart"/>
-      <w:r>
-        <w:t>quanh</w:t>
-      </w:r>
-      <w:proofErr w:type="spellEnd"/>
-      <w:r>
-        <w:t xml:space="preserve"> </w:t>
-      </w:r>
-      <w:proofErr w:type="spellStart"/>
-      <w:r>
-        <w:t>khớp</w:t>
-      </w:r>
-      <w:proofErr w:type="spellEnd"/>
-      <w:r>
-        <w:t xml:space="preserve"> </w:t>
-      </w:r>
-      <w:proofErr w:type="spellStart"/>
-      <w:r>
-        <w:t>vai</w:t>
-      </w:r>
-      <w:proofErr w:type="spellEnd"/>
-      <w:r>
-        <w:t>.</w:t>
-      </w:r>
-    </w:p>
-    <w:p>
-      <w:pPr>
-        <w:numPr>
-          <w:ilvl w:val="1"/>
-          <w:numId w:val="11"/>
-        </w:numPr>
-      </w:pPr>
-      <w:proofErr w:type="spellStart"/>
-      <w:r>
-        <w:t>Giải</w:t>
-      </w:r>
-      <w:proofErr w:type="spellEnd"/>
-      <w:r>
-        <w:t xml:space="preserve"> </w:t>
-      </w:r>
-      <w:proofErr w:type="spellStart"/>
-      <w:r>
-        <w:t>phóng</w:t>
-      </w:r>
-      <w:proofErr w:type="spellEnd"/>
-      <w:r>
-        <w:t xml:space="preserve"> </w:t>
-      </w:r>
-      <w:proofErr w:type="spellStart"/>
-      <w:r>
-        <w:t>sự</w:t>
-      </w:r>
-      <w:proofErr w:type="spellEnd"/>
-      <w:r>
-        <w:t xml:space="preserve"> co </w:t>
-      </w:r>
-      <w:proofErr w:type="spellStart"/>
-      <w:r>
-        <w:t>cứng</w:t>
-      </w:r>
-      <w:proofErr w:type="spellEnd"/>
-      <w:r>
-        <w:t xml:space="preserve"> ở </w:t>
-      </w:r>
-      <w:proofErr w:type="spellStart"/>
-      <w:r>
-        <w:t>vùng</w:t>
-      </w:r>
-      <w:proofErr w:type="spellEnd"/>
-      <w:r>
-        <w:t xml:space="preserve"> </w:t>
-      </w:r>
-      <w:proofErr w:type="spellStart"/>
-      <w:r>
-        <w:t>cơ</w:t>
-      </w:r>
-      <w:proofErr w:type="spellEnd"/>
-      <w:r>
-        <w:t xml:space="preserve"> </w:t>
-      </w:r>
-      <w:proofErr w:type="spellStart"/>
-      <w:r>
-        <w:t>ngực</w:t>
-      </w:r>
-      <w:proofErr w:type="spellEnd"/>
-      <w:r>
-        <w:t xml:space="preserve">, </w:t>
-      </w:r>
-      <w:proofErr w:type="spellStart"/>
-      <w:r>
-        <w:t>tăng</w:t>
-      </w:r>
-      <w:proofErr w:type="spellEnd"/>
-      <w:r>
-        <w:t xml:space="preserve"> </w:t>
-      </w:r>
-      <w:proofErr w:type="spellStart"/>
-      <w:r>
-        <w:t>dẻo</w:t>
-      </w:r>
-      <w:proofErr w:type="spellEnd"/>
-      <w:r>
-        <w:t xml:space="preserve"> </w:t>
-      </w:r>
-      <w:proofErr w:type="spellStart"/>
-      <w:r>
-        <w:t>dai</w:t>
-      </w:r>
-      <w:proofErr w:type="spellEnd"/>
-      <w:r>
-        <w:t xml:space="preserve"> </w:t>
-      </w:r>
-      <w:proofErr w:type="spellStart"/>
-      <w:r>
-        <w:t>cho</w:t>
-      </w:r>
-      <w:proofErr w:type="spellEnd"/>
-      <w:r>
-        <w:t xml:space="preserve"> </w:t>
-      </w:r>
-      <w:proofErr w:type="spellStart"/>
-      <w:r>
-        <w:t>lồng</w:t>
-      </w:r>
-      <w:proofErr w:type="spellEnd"/>
-      <w:r>
-        <w:t xml:space="preserve"> </w:t>
-      </w:r>
-      <w:proofErr w:type="spellStart"/>
-      <w:r>
-        <w:t>ngực</w:t>
-      </w:r>
-      <w:proofErr w:type="spellEnd"/>
-      <w:r>
-        <w:t xml:space="preserve"> </w:t>
-      </w:r>
-      <w:proofErr w:type="spellStart"/>
-      <w:r>
-        <w:t>và</w:t>
-      </w:r>
-      <w:proofErr w:type="spellEnd"/>
-      <w:r>
-        <w:t xml:space="preserve"> </w:t>
-      </w:r>
-      <w:proofErr w:type="spellStart"/>
-      <w:r>
-        <w:t>giúp</w:t>
-      </w:r>
-      <w:proofErr w:type="spellEnd"/>
-      <w:r>
-        <w:t xml:space="preserve"> </w:t>
-      </w:r>
-      <w:proofErr w:type="spellStart"/>
-      <w:r>
-        <w:t>người</w:t>
-      </w:r>
-      <w:proofErr w:type="spellEnd"/>
-      <w:r>
-        <w:t xml:space="preserve"> </w:t>
-      </w:r>
-      <w:proofErr w:type="spellStart"/>
-      <w:r>
-        <w:t>bệnh</w:t>
-      </w:r>
-      <w:proofErr w:type="spellEnd"/>
-      <w:r>
-        <w:t xml:space="preserve"> </w:t>
-      </w:r>
-      <w:proofErr w:type="spellStart"/>
-      <w:r>
-        <w:t>dễ</w:t>
-      </w:r>
-      <w:proofErr w:type="spellEnd"/>
-      <w:r>
-        <w:t xml:space="preserve"> </w:t>
-      </w:r>
-      <w:proofErr w:type="spellStart"/>
-      <w:r>
-        <w:t>dàng</w:t>
-      </w:r>
-      <w:proofErr w:type="spellEnd"/>
-      <w:r>
-        <w:t xml:space="preserve"> </w:t>
-      </w:r>
-      <w:proofErr w:type="spellStart"/>
-      <w:r>
-        <w:t>thực</w:t>
-      </w:r>
-      <w:proofErr w:type="spellEnd"/>
-      <w:r>
-        <w:t xml:space="preserve"> </w:t>
-      </w:r>
-      <w:proofErr w:type="spellStart"/>
-      <w:r>
-        <w:t>hiện</w:t>
-      </w:r>
-      <w:proofErr w:type="spellEnd"/>
-      <w:r>
-        <w:t xml:space="preserve"> </w:t>
-      </w:r>
-      <w:proofErr w:type="spellStart"/>
-      <w:r>
-        <w:t>các</w:t>
-      </w:r>
-      <w:proofErr w:type="spellEnd"/>
-      <w:r>
-        <w:t xml:space="preserve"> </w:t>
-      </w:r>
-      <w:proofErr w:type="spellStart"/>
-      <w:r>
-        <w:t>cử</w:t>
-      </w:r>
-      <w:proofErr w:type="spellEnd"/>
-      <w:r>
-        <w:t xml:space="preserve"> </w:t>
-      </w:r>
-      <w:proofErr w:type="spellStart"/>
-      <w:r>
-        <w:t>động</w:t>
-      </w:r>
-      <w:proofErr w:type="spellEnd"/>
-      <w:r>
-        <w:t xml:space="preserve"> </w:t>
-      </w:r>
-      <w:proofErr w:type="spellStart"/>
-      <w:r>
-        <w:t>sinh</w:t>
-      </w:r>
-      <w:proofErr w:type="spellEnd"/>
-      <w:r>
-        <w:t xml:space="preserve"> </w:t>
-      </w:r>
-      <w:proofErr w:type="spellStart"/>
-      <w:r>
-        <w:t>hoạt</w:t>
-      </w:r>
-      <w:proofErr w:type="spellEnd"/>
-      <w:r>
-        <w:t xml:space="preserve"> </w:t>
-      </w:r>
-      <w:proofErr w:type="spellStart"/>
-      <w:r>
-        <w:t>hàng</w:t>
-      </w:r>
-      <w:proofErr w:type="spellEnd"/>
-      <w:r>
-        <w:t xml:space="preserve"> </w:t>
-      </w:r>
-      <w:proofErr w:type="spellStart"/>
-      <w:r>
-        <w:t>ngày</w:t>
-      </w:r>
-      <w:proofErr w:type="spellEnd"/>
-      <w:r>
-        <w:t xml:space="preserve"> </w:t>
-      </w:r>
-      <w:proofErr w:type="spellStart"/>
-      <w:r>
-        <w:t>như</w:t>
-      </w:r>
-      <w:proofErr w:type="spellEnd"/>
-      <w:r>
-        <w:t xml:space="preserve"> </w:t>
-      </w:r>
-      <w:proofErr w:type="spellStart"/>
-      <w:r>
-        <w:t>ôm</w:t>
-      </w:r>
-      <w:proofErr w:type="spellEnd"/>
-      <w:r>
-        <w:t xml:space="preserve">, </w:t>
-      </w:r>
-      <w:proofErr w:type="spellStart"/>
-      <w:r>
-        <w:t>bê</w:t>
-      </w:r>
-      <w:proofErr w:type="spellEnd"/>
-      <w:r>
-        <w:t xml:space="preserve"> </w:t>
-      </w:r>
-      <w:proofErr w:type="spellStart"/>
-      <w:r>
-        <w:t>đồ</w:t>
-      </w:r>
-      <w:proofErr w:type="spellEnd"/>
-      <w:r>
-        <w:t xml:space="preserve"> </w:t>
-      </w:r>
-      <w:proofErr w:type="spellStart"/>
-      <w:r>
-        <w:t>nhẹ</w:t>
-      </w:r>
-      <w:proofErr w:type="spellEnd"/>
-      <w:r>
-        <w:t xml:space="preserve"> </w:t>
-      </w:r>
-      <w:proofErr w:type="spellStart"/>
-      <w:r>
-        <w:t>hoặc</w:t>
-      </w:r>
-      <w:proofErr w:type="spellEnd"/>
-      <w:r>
-        <w:t xml:space="preserve"> </w:t>
-      </w:r>
-      <w:proofErr w:type="spellStart"/>
-      <w:r>
-        <w:t>vươn</w:t>
-      </w:r>
-      <w:proofErr w:type="spellEnd"/>
-      <w:r>
-        <w:t xml:space="preserve"> </w:t>
-      </w:r>
-      <w:proofErr w:type="spellStart"/>
-      <w:r>
-        <w:t>tay</w:t>
-      </w:r>
-      <w:proofErr w:type="spellEnd"/>
-      <w:r>
-        <w:t xml:space="preserve"> sang </w:t>
-      </w:r>
-      <w:proofErr w:type="spellStart"/>
-      <w:r>
-        <w:t>ngang</w:t>
-      </w:r>
-      <w:proofErr w:type="spellEnd"/>
-      <w:r>
-        <w:t>.</w:t>
-      </w:r>
-    </w:p>
-    <w:p>
-      <w:pPr>
-        <w:rPr>
-          <w:b/>
-          <w:bCs/>
-        </w:rPr>
-      </w:pPr>
-      <w:r>
-        <w:rPr>
-          <w:b/>
-          <w:bCs/>
-        </w:rPr>
-        <w:t xml:space="preserve">5. </w:t>
-      </w:r>
-      <w:proofErr w:type="spellStart"/>
-      <w:r>
-        <w:rPr>
-          <w:b/>
-          <w:bCs/>
-        </w:rPr>
-        <w:t>Bài</w:t>
-      </w:r>
-      <w:proofErr w:type="spellEnd"/>
-      <w:r>
-        <w:rPr>
-          <w:b/>
-          <w:bCs/>
-        </w:rPr>
-        <w:t xml:space="preserve"> </w:t>
-      </w:r>
-      <w:proofErr w:type="spellStart"/>
-      <w:r>
-        <w:rPr>
-          <w:b/>
-          <w:bCs/>
-        </w:rPr>
-        <w:t>tập</w:t>
-      </w:r>
-      <w:proofErr w:type="spellEnd"/>
-      <w:r>
-        <w:rPr>
-          <w:b/>
-          <w:bCs/>
-        </w:rPr>
-        <w:t xml:space="preserve"> </w:t>
-      </w:r>
-      <w:proofErr w:type="spellStart"/>
-      <w:r>
-        <w:rPr>
-          <w:b/>
-          <w:bCs/>
-        </w:rPr>
-        <w:t>ổn</w:t>
-      </w:r>
-      <w:proofErr w:type="spellEnd"/>
-      <w:r>
-        <w:rPr>
-          <w:b/>
-          <w:bCs/>
-        </w:rPr>
-        <w:t xml:space="preserve"> </w:t>
-      </w:r>
-      <w:proofErr w:type="spellStart"/>
-      <w:r>
-        <w:rPr>
-          <w:b/>
-          <w:bCs/>
-        </w:rPr>
-        <w:t>định</w:t>
-      </w:r>
-      <w:proofErr w:type="spellEnd"/>
-      <w:r>
-        <w:rPr>
-          <w:b/>
-          <w:bCs/>
-        </w:rPr>
-        <w:t xml:space="preserve"> </w:t>
-      </w:r>
-      <w:proofErr w:type="spellStart"/>
-      <w:r>
-        <w:rPr>
-          <w:b/>
-          <w:bCs/>
-        </w:rPr>
-        <w:t>khớp</w:t>
-      </w:r>
-      <w:proofErr w:type="spellEnd"/>
-      <w:r>
-        <w:rPr>
-          <w:b/>
-          <w:bCs/>
-        </w:rPr>
-        <w:t xml:space="preserve"> </w:t>
-      </w:r>
-      <w:proofErr w:type="spellStart"/>
-      <w:r>
-        <w:rPr>
-          <w:b/>
-          <w:bCs/>
-        </w:rPr>
-        <w:t>vai</w:t>
-      </w:r>
-      <w:proofErr w:type="spellEnd"/>
-      <w:r>
-        <w:rPr>
-          <w:b/>
-          <w:bCs/>
-        </w:rPr>
-        <w:t xml:space="preserve"> ở </w:t>
-      </w:r>
-      <w:proofErr w:type="spellStart"/>
-      <w:r>
-        <w:rPr>
-          <w:b/>
-          <w:bCs/>
-        </w:rPr>
-        <w:t>tư</w:t>
-      </w:r>
-      <w:proofErr w:type="spellEnd"/>
-      <w:r>
-        <w:rPr>
-          <w:b/>
-          <w:bCs/>
-        </w:rPr>
-        <w:t xml:space="preserve"> </w:t>
-      </w:r>
-      <w:proofErr w:type="spellStart"/>
-      <w:r>
-        <w:rPr>
-          <w:b/>
-          <w:bCs/>
-        </w:rPr>
-        <w:t>thế</w:t>
-      </w:r>
-      <w:proofErr w:type="spellEnd"/>
-      <w:r>
-        <w:rPr>
-          <w:b/>
-          <w:bCs/>
-        </w:rPr>
-        <w:t xml:space="preserve"> </w:t>
-      </w:r>
-      <w:proofErr w:type="spellStart"/>
-      <w:r>
-        <w:rPr>
-          <w:b/>
-          <w:bCs/>
-        </w:rPr>
-        <w:t>nâng</w:t>
-      </w:r>
-      <w:proofErr w:type="spellEnd"/>
-      <w:r>
-        <w:rPr>
-          <w:b/>
-          <w:bCs/>
-        </w:rPr>
-        <w:t xml:space="preserve"> </w:t>
-      </w:r>
-      <w:proofErr w:type="spellStart"/>
-      <w:r>
-        <w:rPr>
-          <w:b/>
-          <w:bCs/>
-        </w:rPr>
-        <w:t>khớp</w:t>
-      </w:r>
-      <w:proofErr w:type="spellEnd"/>
-      <w:r>
-        <w:rPr>
-          <w:b/>
-          <w:bCs/>
-        </w:rPr>
-        <w:t xml:space="preserve"> </w:t>
-      </w:r>
-      <w:proofErr w:type="spellStart"/>
-      <w:r>
-        <w:rPr>
-          <w:b/>
-          <w:bCs/>
-        </w:rPr>
-        <w:t>vai</w:t>
-      </w:r>
-      <w:proofErr w:type="spellEnd"/>
-      <w:r>
-        <w:rPr>
-          <w:b/>
-          <w:bCs/>
-        </w:rPr>
-        <w:t xml:space="preserve"> (</w:t>
-      </w:r>
-      <w:r>
-        <w:rPr>
-          <w:b/>
-          <w:bCs/>
-          <w:i/>
-          <w:iCs/>
-        </w:rPr>
-        <w:t>Shoulder Shrug / Scapular Elevation</w:t>
-      </w:r>
-      <w:r>
-        <w:rPr>
-          <w:b/>
-          <w:bCs/>
-        </w:rPr>
-        <w:t>)</w:t>
-      </w:r>
-    </w:p>
-    <w:p>
-      <w:pPr>
-        <w:numPr>
-          <w:ilvl w:val="0"/>
-          <w:numId w:val="12"/>
-        </w:numPr>
-      </w:pPr>
-      <w:proofErr w:type="spellStart"/>
-      <w:r>
-        <w:rPr>
-          <w:b/>
-          <w:bCs/>
-        </w:rPr>
-        <w:t>Cơ</w:t>
-      </w:r>
-      <w:proofErr w:type="spellEnd"/>
-      <w:r>
-        <w:rPr>
-          <w:b/>
-          <w:bCs/>
-        </w:rPr>
-        <w:t xml:space="preserve"> </w:t>
-      </w:r>
-      <w:proofErr w:type="spellStart"/>
-      <w:r>
-        <w:rPr>
-          <w:b/>
-          <w:bCs/>
-        </w:rPr>
-        <w:t>chế</w:t>
-      </w:r>
-      <w:proofErr w:type="spellEnd"/>
-      <w:r>
-        <w:rPr>
-          <w:b/>
-          <w:bCs/>
-        </w:rPr>
-        <w:t xml:space="preserve"> &amp; </w:t>
-      </w:r>
-      <w:proofErr w:type="spellStart"/>
-      <w:r>
-        <w:rPr>
-          <w:b/>
-          <w:bCs/>
-        </w:rPr>
-        <w:t>Nhóm</w:t>
-      </w:r>
-      <w:proofErr w:type="spellEnd"/>
-      <w:r>
-        <w:rPr>
-          <w:b/>
-          <w:bCs/>
-        </w:rPr>
-        <w:t xml:space="preserve"> </w:t>
-      </w:r>
-      <w:proofErr w:type="spellStart"/>
-      <w:r>
-        <w:rPr>
-          <w:b/>
-          <w:bCs/>
-        </w:rPr>
-        <w:t>cơ</w:t>
-      </w:r>
-      <w:proofErr w:type="spellEnd"/>
-      <w:r>
-        <w:rPr>
-          <w:b/>
-          <w:bCs/>
-        </w:rPr>
-        <w:t xml:space="preserve"> </w:t>
-      </w:r>
-      <w:proofErr w:type="spellStart"/>
-      <w:r>
-        <w:rPr>
-          <w:b/>
-          <w:bCs/>
-        </w:rPr>
-        <w:t>tác</w:t>
-      </w:r>
-      <w:proofErr w:type="spellEnd"/>
-      <w:r>
-        <w:rPr>
-          <w:b/>
-          <w:bCs/>
-        </w:rPr>
-        <w:t xml:space="preserve"> </w:t>
-      </w:r>
-      <w:proofErr w:type="spellStart"/>
-      <w:r>
-        <w:rPr>
-          <w:b/>
-          <w:bCs/>
-        </w:rPr>
-        <w:t>động</w:t>
-      </w:r>
-      <w:proofErr w:type="spellEnd"/>
-      <w:r>
-        <w:rPr>
-          <w:b/>
-          <w:bCs/>
-        </w:rPr>
-        <w:t>:</w:t>
-      </w:r>
-      <w:r>
-        <w:t xml:space="preserve"> </w:t>
-      </w:r>
-      <w:proofErr w:type="spellStart"/>
-      <w:r>
-        <w:t>Cơ</w:t>
-      </w:r>
-      <w:proofErr w:type="spellEnd"/>
-      <w:r>
-        <w:t xml:space="preserve"> thang </w:t>
-      </w:r>
-      <w:proofErr w:type="spellStart"/>
-      <w:r>
-        <w:t>trên</w:t>
-      </w:r>
-      <w:proofErr w:type="spellEnd"/>
-      <w:r>
-        <w:t xml:space="preserve"> </w:t>
-      </w:r>
-      <w:proofErr w:type="spellStart"/>
-      <w:r>
-        <w:t>và</w:t>
-      </w:r>
-      <w:proofErr w:type="spellEnd"/>
-      <w:r>
-        <w:t xml:space="preserve"> </w:t>
-      </w:r>
-      <w:proofErr w:type="spellStart"/>
-      <w:r>
-        <w:t>cơ</w:t>
-      </w:r>
-      <w:proofErr w:type="spellEnd"/>
-      <w:r>
-        <w:t xml:space="preserve"> </w:t>
-      </w:r>
-      <w:proofErr w:type="spellStart"/>
-      <w:r>
-        <w:t>nâng</w:t>
-      </w:r>
-      <w:proofErr w:type="spellEnd"/>
-      <w:r>
-        <w:t xml:space="preserve"> </w:t>
-      </w:r>
-      <w:proofErr w:type="spellStart"/>
-      <w:r>
-        <w:t>vai</w:t>
-      </w:r>
-      <w:proofErr w:type="spellEnd"/>
-      <w:r>
-        <w:t>.</w:t>
-      </w:r>
-    </w:p>
-    <w:p>
-      <w:pPr>
-        <w:numPr>
-          <w:ilvl w:val="0"/>
-          <w:numId w:val="12"/>
-        </w:numPr>
-      </w:pPr>
-      <w:proofErr w:type="spellStart"/>
-      <w:r>
-        <w:rPr>
-          <w:b/>
-          <w:bCs/>
-        </w:rPr>
-        <w:t>Hiệu</w:t>
-      </w:r>
-      <w:proofErr w:type="spellEnd"/>
-      <w:r>
-        <w:rPr>
-          <w:b/>
-          <w:bCs/>
-        </w:rPr>
-        <w:t xml:space="preserve"> </w:t>
-      </w:r>
-      <w:proofErr w:type="spellStart"/>
-      <w:r>
-        <w:rPr>
-          <w:b/>
-          <w:bCs/>
-        </w:rPr>
-        <w:t>quả</w:t>
-      </w:r>
-      <w:proofErr w:type="spellEnd"/>
-      <w:r>
-        <w:rPr>
-          <w:b/>
-          <w:bCs/>
-        </w:rPr>
-        <w:t xml:space="preserve"> y khoa </w:t>
-      </w:r>
-      <w:proofErr w:type="spellStart"/>
-      <w:r>
-        <w:rPr>
-          <w:b/>
-          <w:bCs/>
-        </w:rPr>
-        <w:t>cho</w:t>
-      </w:r>
-      <w:proofErr w:type="spellEnd"/>
-      <w:r>
-        <w:rPr>
-          <w:b/>
-          <w:bCs/>
-        </w:rPr>
-        <w:t xml:space="preserve"> </w:t>
-      </w:r>
-      <w:proofErr w:type="spellStart"/>
-      <w:r>
-        <w:rPr>
-          <w:b/>
-          <w:bCs/>
-        </w:rPr>
-        <w:t>người</w:t>
-      </w:r>
-      <w:proofErr w:type="spellEnd"/>
-      <w:r>
-        <w:rPr>
-          <w:b/>
-          <w:bCs/>
-        </w:rPr>
-        <w:t xml:space="preserve"> </w:t>
-      </w:r>
-      <w:proofErr w:type="spellStart"/>
-      <w:r>
-        <w:rPr>
-          <w:b/>
-          <w:bCs/>
-        </w:rPr>
-        <w:t>già</w:t>
-      </w:r>
-      <w:proofErr w:type="spellEnd"/>
-      <w:r>
-        <w:rPr>
-          <w:b/>
-          <w:bCs/>
-        </w:rPr>
-        <w:t xml:space="preserve"> </w:t>
-      </w:r>
-      <w:proofErr w:type="spellStart"/>
-      <w:r>
-        <w:rPr>
-          <w:b/>
-          <w:bCs/>
-        </w:rPr>
-        <w:t>thoái</w:t>
-      </w:r>
-      <w:proofErr w:type="spellEnd"/>
-      <w:r>
-        <w:rPr>
-          <w:b/>
-          <w:bCs/>
-        </w:rPr>
-        <w:t xml:space="preserve"> </w:t>
-      </w:r>
-      <w:proofErr w:type="spellStart"/>
-      <w:r>
-        <w:rPr>
-          <w:b/>
-          <w:bCs/>
-        </w:rPr>
-        <w:t>hóa</w:t>
-      </w:r>
-      <w:proofErr w:type="spellEnd"/>
-      <w:r>
-        <w:rPr>
-          <w:b/>
-          <w:bCs/>
-        </w:rPr>
-        <w:t xml:space="preserve"> </w:t>
-      </w:r>
-      <w:proofErr w:type="spellStart"/>
-      <w:r>
-        <w:rPr>
-          <w:b/>
-          <w:bCs/>
-        </w:rPr>
-        <w:t>khớp</w:t>
-      </w:r>
-      <w:proofErr w:type="spellEnd"/>
-      <w:r>
-        <w:rPr>
-          <w:b/>
-          <w:bCs/>
-        </w:rPr>
-        <w:t xml:space="preserve"> </w:t>
-      </w:r>
-      <w:proofErr w:type="spellStart"/>
-      <w:r>
-        <w:rPr>
-          <w:b/>
-          <w:bCs/>
-        </w:rPr>
-        <w:t>vai</w:t>
-      </w:r>
-      <w:proofErr w:type="spellEnd"/>
-      <w:r>
-        <w:rPr>
-          <w:b/>
-          <w:bCs/>
-        </w:rPr>
-        <w:t>:</w:t>
-      </w:r>
-    </w:p>
-    <w:p>
-      <w:pPr>
-        <w:numPr>
-          <w:ilvl w:val="1"/>
-          <w:numId w:val="12"/>
-        </w:numPr>
-      </w:pPr>
-      <w:proofErr w:type="spellStart"/>
-      <w:r>
-        <w:t>Việc</w:t>
-      </w:r>
-      <w:proofErr w:type="spellEnd"/>
-      <w:r>
-        <w:t xml:space="preserve"> </w:t>
-      </w:r>
-      <w:proofErr w:type="spellStart"/>
-      <w:r>
-        <w:t>nâng</w:t>
-      </w:r>
-      <w:proofErr w:type="spellEnd"/>
-      <w:r>
-        <w:t xml:space="preserve"> </w:t>
-      </w:r>
-      <w:proofErr w:type="spellStart"/>
-      <w:r>
-        <w:t>vai</w:t>
-      </w:r>
-      <w:proofErr w:type="spellEnd"/>
-      <w:r>
-        <w:t xml:space="preserve"> </w:t>
-      </w:r>
-      <w:proofErr w:type="spellStart"/>
-      <w:r>
-        <w:t>và</w:t>
-      </w:r>
-      <w:proofErr w:type="spellEnd"/>
-      <w:r>
-        <w:t xml:space="preserve"> </w:t>
-      </w:r>
-      <w:proofErr w:type="spellStart"/>
-      <w:r>
-        <w:t>giữ</w:t>
-      </w:r>
-      <w:proofErr w:type="spellEnd"/>
-      <w:r>
-        <w:t xml:space="preserve"> </w:t>
-      </w:r>
-      <w:proofErr w:type="spellStart"/>
-      <w:r>
-        <w:t>nguyên</w:t>
-      </w:r>
-      <w:proofErr w:type="spellEnd"/>
-      <w:r>
-        <w:t xml:space="preserve"> 5 </w:t>
-      </w:r>
-      <w:proofErr w:type="spellStart"/>
-      <w:r>
-        <w:t>giây</w:t>
-      </w:r>
-      <w:proofErr w:type="spellEnd"/>
-      <w:r>
-        <w:t xml:space="preserve"> </w:t>
-      </w:r>
-      <w:proofErr w:type="spellStart"/>
-      <w:r>
-        <w:t>sử</w:t>
-      </w:r>
-      <w:proofErr w:type="spellEnd"/>
-      <w:r>
-        <w:t xml:space="preserve"> </w:t>
-      </w:r>
-      <w:proofErr w:type="spellStart"/>
-      <w:r>
-        <w:t>dụng</w:t>
-      </w:r>
-      <w:proofErr w:type="spellEnd"/>
-      <w:r>
-        <w:t xml:space="preserve"> </w:t>
-      </w:r>
-      <w:proofErr w:type="spellStart"/>
-      <w:r>
-        <w:t>nguyên</w:t>
-      </w:r>
-      <w:proofErr w:type="spellEnd"/>
-      <w:r>
-        <w:t xml:space="preserve"> </w:t>
-      </w:r>
-      <w:proofErr w:type="spellStart"/>
-      <w:r>
-        <w:t>lý</w:t>
-      </w:r>
-      <w:proofErr w:type="spellEnd"/>
-      <w:r>
-        <w:t xml:space="preserve"> </w:t>
-      </w:r>
-      <w:r>
-        <w:rPr>
-          <w:b/>
-          <w:bCs/>
-        </w:rPr>
-        <w:t xml:space="preserve">co </w:t>
-      </w:r>
-      <w:proofErr w:type="spellStart"/>
-      <w:r>
-        <w:rPr>
-          <w:b/>
-          <w:bCs/>
-        </w:rPr>
-        <w:t>cơ</w:t>
-      </w:r>
-      <w:proofErr w:type="spellEnd"/>
-      <w:r>
-        <w:rPr>
-          <w:b/>
-          <w:bCs/>
-        </w:rPr>
-        <w:t xml:space="preserve"> </w:t>
-      </w:r>
-      <w:proofErr w:type="spellStart"/>
-      <w:r>
-        <w:rPr>
-          <w:b/>
-          <w:bCs/>
-        </w:rPr>
-        <w:t>đẳng</w:t>
-      </w:r>
-      <w:proofErr w:type="spellEnd"/>
-      <w:r>
-        <w:rPr>
-          <w:b/>
-          <w:bCs/>
-        </w:rPr>
-        <w:t xml:space="preserve"> </w:t>
-      </w:r>
-      <w:proofErr w:type="spellStart"/>
-      <w:r>
-        <w:rPr>
-          <w:b/>
-          <w:bCs/>
-        </w:rPr>
-        <w:t>trương</w:t>
-      </w:r>
-      <w:proofErr w:type="spellEnd"/>
-      <w:r>
-        <w:t>.</w:t>
-      </w:r>
-    </w:p>
-    <w:p>
-      <w:pPr>
-        <w:numPr>
-          <w:ilvl w:val="1"/>
-          <w:numId w:val="12"/>
-        </w:numPr>
-      </w:pPr>
-      <w:proofErr w:type="spellStart"/>
-      <w:r>
-        <w:t>Giúp</w:t>
-      </w:r>
-      <w:proofErr w:type="spellEnd"/>
-      <w:r>
-        <w:t xml:space="preserve"> </w:t>
-      </w:r>
-      <w:proofErr w:type="spellStart"/>
-      <w:r>
-        <w:t>kích</w:t>
-      </w:r>
-      <w:proofErr w:type="spellEnd"/>
-      <w:r>
-        <w:t xml:space="preserve"> </w:t>
-      </w:r>
-      <w:proofErr w:type="spellStart"/>
-      <w:r>
-        <w:t>thích</w:t>
-      </w:r>
-      <w:proofErr w:type="spellEnd"/>
-      <w:r>
-        <w:t xml:space="preserve"> </w:t>
-      </w:r>
-      <w:proofErr w:type="spellStart"/>
-      <w:r>
-        <w:t>lưu</w:t>
-      </w:r>
-      <w:proofErr w:type="spellEnd"/>
-      <w:r>
-        <w:t xml:space="preserve"> </w:t>
-      </w:r>
-      <w:proofErr w:type="spellStart"/>
-      <w:r>
-        <w:t>thông</w:t>
-      </w:r>
-      <w:proofErr w:type="spellEnd"/>
-      <w:r>
-        <w:t xml:space="preserve"> </w:t>
-      </w:r>
-      <w:proofErr w:type="spellStart"/>
-      <w:r>
-        <w:t>máu</w:t>
-      </w:r>
-      <w:proofErr w:type="spellEnd"/>
-      <w:r>
-        <w:t xml:space="preserve"> </w:t>
-      </w:r>
-      <w:proofErr w:type="spellStart"/>
-      <w:r>
-        <w:t>nuôi</w:t>
-      </w:r>
-      <w:proofErr w:type="spellEnd"/>
-      <w:r>
-        <w:t xml:space="preserve"> </w:t>
-      </w:r>
-      <w:proofErr w:type="spellStart"/>
-      <w:r>
-        <w:t>dưỡng</w:t>
-      </w:r>
-      <w:proofErr w:type="spellEnd"/>
-      <w:r>
-        <w:t xml:space="preserve"> </w:t>
-      </w:r>
-      <w:proofErr w:type="spellStart"/>
-      <w:r>
-        <w:t>vùng</w:t>
-      </w:r>
-      <w:proofErr w:type="spellEnd"/>
-      <w:r>
-        <w:t xml:space="preserve"> </w:t>
-      </w:r>
-      <w:proofErr w:type="spellStart"/>
-      <w:r>
-        <w:t>đai</w:t>
-      </w:r>
-      <w:proofErr w:type="spellEnd"/>
-      <w:r>
-        <w:t xml:space="preserve"> </w:t>
-      </w:r>
-      <w:proofErr w:type="spellStart"/>
-      <w:r>
-        <w:t>vai</w:t>
-      </w:r>
-      <w:proofErr w:type="spellEnd"/>
-      <w:r>
-        <w:t xml:space="preserve"> - </w:t>
-      </w:r>
-      <w:proofErr w:type="spellStart"/>
-      <w:r>
-        <w:t>cổ</w:t>
-      </w:r>
-      <w:proofErr w:type="spellEnd"/>
-      <w:r>
-        <w:t xml:space="preserve">, </w:t>
-      </w:r>
-      <w:proofErr w:type="spellStart"/>
-      <w:r>
-        <w:t>ngăn</w:t>
-      </w:r>
-      <w:proofErr w:type="spellEnd"/>
-      <w:r>
-        <w:t xml:space="preserve"> </w:t>
-      </w:r>
-      <w:proofErr w:type="spellStart"/>
-      <w:r>
-        <w:t>ngừa</w:t>
-      </w:r>
-      <w:proofErr w:type="spellEnd"/>
-      <w:r>
-        <w:t xml:space="preserve"> </w:t>
-      </w:r>
-      <w:proofErr w:type="spellStart"/>
-      <w:r>
-        <w:t>tình</w:t>
-      </w:r>
-      <w:proofErr w:type="spellEnd"/>
-      <w:r>
-        <w:t xml:space="preserve"> </w:t>
-      </w:r>
-      <w:proofErr w:type="spellStart"/>
-      <w:r>
-        <w:t>trạng</w:t>
-      </w:r>
-      <w:proofErr w:type="spellEnd"/>
-      <w:r>
-        <w:t xml:space="preserve"> </w:t>
-      </w:r>
-      <w:proofErr w:type="spellStart"/>
-      <w:r>
-        <w:rPr>
-          <w:b/>
-          <w:bCs/>
-        </w:rPr>
-        <w:t>teo</w:t>
-      </w:r>
-      <w:proofErr w:type="spellEnd"/>
-      <w:r>
-        <w:rPr>
-          <w:b/>
-          <w:bCs/>
-        </w:rPr>
-        <w:t xml:space="preserve"> </w:t>
-      </w:r>
-      <w:proofErr w:type="spellStart"/>
-      <w:r>
-        <w:rPr>
-          <w:b/>
-          <w:bCs/>
-        </w:rPr>
-        <w:t>cơ</w:t>
-      </w:r>
-      <w:proofErr w:type="spellEnd"/>
-      <w:r>
-        <w:rPr>
-          <w:b/>
-          <w:bCs/>
-        </w:rPr>
-        <w:t xml:space="preserve"> do </w:t>
-      </w:r>
-      <w:proofErr w:type="spellStart"/>
-      <w:r>
-        <w:rPr>
-          <w:b/>
-          <w:bCs/>
-        </w:rPr>
-        <w:t>ít</w:t>
-      </w:r>
-      <w:proofErr w:type="spellEnd"/>
-      <w:r>
-        <w:rPr>
-          <w:b/>
-          <w:bCs/>
-        </w:rPr>
-        <w:t xml:space="preserve"> </w:t>
-      </w:r>
-      <w:proofErr w:type="spellStart"/>
-      <w:r>
-        <w:rPr>
-          <w:b/>
-          <w:bCs/>
-        </w:rPr>
-        <w:t>vận</w:t>
-      </w:r>
-      <w:proofErr w:type="spellEnd"/>
-      <w:r>
-        <w:rPr>
-          <w:b/>
-          <w:bCs/>
-        </w:rPr>
-        <w:t xml:space="preserve"> </w:t>
-      </w:r>
-      <w:proofErr w:type="spellStart"/>
-      <w:r>
-        <w:rPr>
-          <w:b/>
-          <w:bCs/>
-        </w:rPr>
-        <w:t>động</w:t>
-      </w:r>
-      <w:proofErr w:type="spellEnd"/>
-      <w:r>
-        <w:t xml:space="preserve"> ở </w:t>
-      </w:r>
-      <w:proofErr w:type="spellStart"/>
-      <w:r>
-        <w:t>người</w:t>
-      </w:r>
-      <w:proofErr w:type="spellEnd"/>
-      <w:r>
-        <w:t xml:space="preserve"> </w:t>
-      </w:r>
-      <w:proofErr w:type="spellStart"/>
-      <w:r>
-        <w:t>già</w:t>
-      </w:r>
-      <w:proofErr w:type="spellEnd"/>
-      <w:r>
-        <w:t xml:space="preserve">, </w:t>
-      </w:r>
-      <w:proofErr w:type="spellStart"/>
-      <w:r>
-        <w:t>đồng</w:t>
-      </w:r>
-      <w:proofErr w:type="spellEnd"/>
-      <w:r>
-        <w:t xml:space="preserve"> </w:t>
-      </w:r>
-      <w:proofErr w:type="spellStart"/>
-      <w:r>
-        <w:t>thời</w:t>
-      </w:r>
-      <w:proofErr w:type="spellEnd"/>
-      <w:r>
-        <w:t xml:space="preserve"> </w:t>
-      </w:r>
-      <w:proofErr w:type="spellStart"/>
-      <w:r>
-        <w:t>củng</w:t>
-      </w:r>
-      <w:proofErr w:type="spellEnd"/>
-      <w:r>
-        <w:t xml:space="preserve"> </w:t>
-      </w:r>
-      <w:proofErr w:type="spellStart"/>
-      <w:r>
-        <w:t>cố</w:t>
-      </w:r>
-      <w:proofErr w:type="spellEnd"/>
-      <w:r>
-        <w:t xml:space="preserve"> </w:t>
-      </w:r>
-      <w:proofErr w:type="spellStart"/>
-      <w:r>
-        <w:t>độ</w:t>
-      </w:r>
-      <w:proofErr w:type="spellEnd"/>
-      <w:r>
-        <w:t xml:space="preserve"> </w:t>
-      </w:r>
-      <w:proofErr w:type="spellStart"/>
-      <w:r>
-        <w:t>vững</w:t>
-      </w:r>
-      <w:proofErr w:type="spellEnd"/>
-      <w:r>
-        <w:t xml:space="preserve"> </w:t>
-      </w:r>
-      <w:proofErr w:type="spellStart"/>
-      <w:r>
-        <w:t>tĩnh</w:t>
-      </w:r>
-      <w:proofErr w:type="spellEnd"/>
-      <w:r>
-        <w:t xml:space="preserve"> </w:t>
-      </w:r>
-      <w:proofErr w:type="spellStart"/>
-      <w:r>
-        <w:t>cho</w:t>
-      </w:r>
-      <w:proofErr w:type="spellEnd"/>
-      <w:r>
-        <w:t xml:space="preserve"> </w:t>
-      </w:r>
-      <w:proofErr w:type="spellStart"/>
-      <w:r>
-        <w:t>đai</w:t>
-      </w:r>
-      <w:proofErr w:type="spellEnd"/>
-      <w:r>
-        <w:t xml:space="preserve"> </w:t>
-      </w:r>
-      <w:proofErr w:type="spellStart"/>
-      <w:r>
-        <w:t>vai</w:t>
-      </w:r>
-      <w:proofErr w:type="spellEnd"/>
-      <w:r>
-        <w:t xml:space="preserve"> </w:t>
-      </w:r>
-      <w:proofErr w:type="spellStart"/>
-      <w:r>
-        <w:t>chống</w:t>
-      </w:r>
-      <w:proofErr w:type="spellEnd"/>
-      <w:r>
-        <w:t xml:space="preserve"> </w:t>
-      </w:r>
-      <w:proofErr w:type="spellStart"/>
-      <w:r>
-        <w:t>lại</w:t>
-      </w:r>
-      <w:proofErr w:type="spellEnd"/>
-      <w:r>
-        <w:t xml:space="preserve"> </w:t>
-      </w:r>
-      <w:proofErr w:type="spellStart"/>
-      <w:r>
-        <w:t>lực</w:t>
-      </w:r>
-      <w:proofErr w:type="spellEnd"/>
-      <w:r>
-        <w:t xml:space="preserve"> </w:t>
-      </w:r>
-      <w:proofErr w:type="spellStart"/>
-      <w:r>
-        <w:t>hút</w:t>
-      </w:r>
-      <w:proofErr w:type="spellEnd"/>
-      <w:r>
-        <w:t xml:space="preserve"> </w:t>
-      </w:r>
-      <w:proofErr w:type="spellStart"/>
-      <w:r>
-        <w:t>trọng</w:t>
-      </w:r>
-      <w:proofErr w:type="spellEnd"/>
-      <w:r>
-        <w:t xml:space="preserve"> </w:t>
-      </w:r>
-      <w:proofErr w:type="spellStart"/>
-      <w:r>
-        <w:t>trường</w:t>
-      </w:r>
-      <w:proofErr w:type="spellEnd"/>
-      <w:r>
-        <w:t>.</w:t>
-      </w:r>
-    </w:p>
-    <w:p/>
     <w:sectPr>
       <w:footerReference w:type="default" r:id="rId20"/>
       <w:pgSz w:w="11907" w:h="16840" w:code="9"/>
